--- a/public/Prashast_Vats_Resume.docx
+++ b/public/Prashast_Vats_Resume.docx
@@ -43,7 +43,7 @@
         </w:rPr>
         <w:t xml:space="preserve">Bangalore, India  |  +91 6363140535  |  </w:t>
       </w:r>
-      <w:hyperlink r:id="rId6">
+      <w:hyperlink r:id="rId7">
         <w:r>
           <w:rPr>
             <w:rFonts w:ascii="Arial" w:cs="Arial" w:eastAsia="Arial" w:hAnsi="Arial"/>
@@ -65,7 +65,7 @@
         </w:rPr>
         <w:t xml:space="preserve">  |  </w:t>
       </w:r>
-      <w:hyperlink r:id="rId7">
+      <w:hyperlink r:id="rId8">
         <w:r>
           <w:rPr>
             <w:rFonts w:ascii="Arial" w:cs="Arial" w:eastAsia="Arial" w:hAnsi="Arial"/>
@@ -87,7 +87,7 @@
         </w:rPr>
         <w:t xml:space="preserve">  |  </w:t>
       </w:r>
-      <w:hyperlink r:id="rId8">
+      <w:hyperlink r:id="rId9">
         <w:r>
           <w:rPr>
             <w:rFonts w:ascii="Arial" w:cs="Arial" w:eastAsia="Arial" w:hAnsi="Arial"/>
@@ -695,7 +695,39 @@
           <w:vertAlign w:val="baseline"/>
           <w:rtl w:val="0"/>
         </w:rPr>
-        <w:t xml:space="preserve">Serve as technical point of contact for QA engineers using STB, HP's internal firmware testing platform, handling support tickets and troubleshooting issues.</w:t>
+        <w:t xml:space="preserve">Developed AI chatbot using Copilot to onboard new engineers on GFriend automation framework</w:t>
+      </w:r>
+      <w:r>
+        <w:rPr>
+          <w:sz w:val="22"/>
+          <w:szCs w:val="22"/>
+          <w:rtl w:val="0"/>
+        </w:rPr>
+        <w:t xml:space="preserve">. </w:t>
+      </w:r>
+      <w:r>
+        <w:rPr>
+          <w:rFonts w:ascii="Arial" w:cs="Arial" w:eastAsia="Arial" w:hAnsi="Arial"/>
+          <w:b w:val="0"/>
+          <w:bCs w:val="0"/>
+          <w:i w:val="0"/>
+          <w:iCs w:val="0"/>
+          <w:smallCaps w:val="0"/>
+          <w:strike w:val="0"/>
+          <w:color w:val="000000"/>
+          <w:sz w:val="22"/>
+          <w:szCs w:val="22"/>
+          <w:u w:val="none"/>
+          <w:shd w:fill="auto" w:val="clear"/>
+          <w:vertAlign w:val="baseline"/>
+          <w:rtl w:val="0"/>
+        </w:rPr>
+        <w:t xml:space="preserve">Built chatbot capabilities for script explanation, syntax guidance, and automated code generation, reducing new engineer ramp-up time.</w:t>
+      </w:r>
+      <w:r>
+        <w:rPr>
+          <w:rtl w:val="0"/>
+        </w:rPr>
       </w:r>
     </w:p>
     <w:p>
@@ -741,15 +773,15 @@
           <w:vertAlign w:val="baseline"/>
           <w:rtl w:val="0"/>
         </w:rPr>
-        <w:t xml:space="preserve">Developed AI chatbot using Copilot to onboard new engineers on GFriend automation framework</w:t>
-      </w:r>
-      <w:r>
-        <w:rPr>
-          <w:sz w:val="22"/>
-          <w:szCs w:val="22"/>
-          <w:rtl w:val="0"/>
-        </w:rPr>
-        <w:t xml:space="preserve">.</w:t>
+        <w:t xml:space="preserve">Built and maintained </w:t>
+      </w:r>
+      <w:r>
+        <w:rPr>
+          <w:sz w:val="22"/>
+          <w:szCs w:val="22"/>
+          <w:rtl w:val="0"/>
+        </w:rPr>
+        <w:t xml:space="preserve">test automation plugins for</w:t>
       </w:r>
       <w:r>
         <w:rPr>
@@ -768,15 +800,15 @@
           <w:vertAlign w:val="baseline"/>
           <w:rtl w:val="0"/>
         </w:rPr>
+        <w:t xml:space="preserve"> native printer apps such as Copy and Scan and third party</w:t>
+      </w:r>
+      <w:r>
+        <w:rPr>
+          <w:sz w:val="22"/>
+          <w:szCs w:val="22"/>
+          <w:rtl w:val="0"/>
+        </w:rPr>
         <w:t xml:space="preserve"> </w:t>
-      </w:r>
-      <w:r>
-        <w:rPr>
-          <w:sz w:val="22"/>
-          <w:szCs w:val="22"/>
-          <w:rtl w:val="0"/>
-        </w:rPr>
-        <w:t xml:space="preserve">P</w:t>
       </w:r>
       <w:r>
         <w:rPr>
@@ -795,7 +827,39 @@
           <w:vertAlign w:val="baseline"/>
           <w:rtl w:val="0"/>
         </w:rPr>
-        <w:t xml:space="preserve">laced 2nd in 8-developer competition for best implementation.</w:t>
+        <w:t xml:space="preserve">solutions such as Papercut, MyQRoger, Scan</w:t>
+      </w:r>
+      <w:r>
+        <w:rPr>
+          <w:sz w:val="22"/>
+          <w:szCs w:val="22"/>
+          <w:rtl w:val="0"/>
+        </w:rPr>
+        <w:t xml:space="preserve">AI and more</w:t>
+      </w:r>
+      <w:r>
+        <w:rPr>
+          <w:rFonts w:ascii="Arial" w:cs="Arial" w:eastAsia="Arial" w:hAnsi="Arial"/>
+          <w:b w:val="0"/>
+          <w:bCs w:val="0"/>
+          <w:i w:val="0"/>
+          <w:iCs w:val="0"/>
+          <w:smallCaps w:val="0"/>
+          <w:strike w:val="0"/>
+          <w:color w:val="000000"/>
+          <w:sz w:val="22"/>
+          <w:szCs w:val="22"/>
+          <w:u w:val="none"/>
+          <w:shd w:fill="auto" w:val="clear"/>
+          <w:vertAlign w:val="baseline"/>
+          <w:rtl w:val="0"/>
+        </w:rPr>
+        <w:t xml:space="preserve">, ensuring compatibility with firmware updates and resolving user-reported issues through JIRA.</w:t>
+      </w:r>
+      <w:r>
+        <w:rPr>
+          <w:rtl w:val="0"/>
+        </w:rPr>
       </w:r>
     </w:p>
     <w:p>
@@ -826,6 +890,14 @@
       </w:pPr>
       <w:r>
         <w:rPr>
+          <w:sz w:val="22"/>
+          <w:szCs w:val="22"/>
+          <w:rtl w:val="0"/>
+        </w:rPr>
+        <w:t xml:space="preserve">Developed a custom</w:t>
+      </w:r>
+      <w:r>
+        <w:rPr>
           <w:rFonts w:ascii="Arial" w:cs="Arial" w:eastAsia="Arial" w:hAnsi="Arial"/>
           <w:b w:val="0"/>
           <w:bCs w:val="0"/>
@@ -841,7 +913,12 @@
           <w:vertAlign w:val="baseline"/>
           <w:rtl w:val="0"/>
         </w:rPr>
-        <w:t xml:space="preserve">Built chatbot capabilities for script explanation, syntax guidance, and automated code generation, reducing new engineer ramp-up time.</w:t>
+        <w:t xml:space="preserve"> AI model using ResNet and FAISS to identify printer UI elements, reducing Azure AI dependency and cutting operational costs.</w:t>
+      </w:r>
+      <w:r>
+        <w:rPr>
+          <w:rtl w:val="0"/>
+        </w:rPr>
       </w:r>
     </w:p>
     <w:p>
@@ -887,15 +964,15 @@
           <w:vertAlign w:val="baseline"/>
           <w:rtl w:val="0"/>
         </w:rPr>
-        <w:t xml:space="preserve">Built and maintained </w:t>
-      </w:r>
-      <w:r>
-        <w:rPr>
-          <w:sz w:val="22"/>
-          <w:szCs w:val="22"/>
-          <w:rtl w:val="0"/>
-        </w:rPr>
-        <w:t xml:space="preserve">test automation plugins for</w:t>
+        <w:t xml:space="preserve">Containerized vision API server using Docker; created custom Docker images and Docker Compose YAML configurations for deployment across Windows and Linu</w:t>
+      </w:r>
+      <w:r>
+        <w:rPr>
+          <w:sz w:val="22"/>
+          <w:szCs w:val="22"/>
+          <w:rtl w:val="0"/>
+        </w:rPr>
+        <w:t xml:space="preserve">x</w:t>
       </w:r>
       <w:r>
         <w:rPr>
@@ -914,61 +991,12 @@
           <w:vertAlign w:val="baseline"/>
           <w:rtl w:val="0"/>
         </w:rPr>
-        <w:t xml:space="preserve"> native printer apps such as Copy and Scan and third party</w:t>
-      </w:r>
-      <w:r>
-        <w:rPr>
-          <w:sz w:val="22"/>
-          <w:szCs w:val="22"/>
-          <w:rtl w:val="0"/>
-        </w:rPr>
-        <w:t xml:space="preserve"> </w:t>
-      </w:r>
-      <w:r>
-        <w:rPr>
-          <w:rFonts w:ascii="Arial" w:cs="Arial" w:eastAsia="Arial" w:hAnsi="Arial"/>
-          <w:b w:val="0"/>
-          <w:bCs w:val="0"/>
-          <w:i w:val="0"/>
-          <w:iCs w:val="0"/>
-          <w:smallCaps w:val="0"/>
-          <w:strike w:val="0"/>
-          <w:color w:val="000000"/>
-          <w:sz w:val="22"/>
-          <w:szCs w:val="22"/>
-          <w:u w:val="none"/>
-          <w:shd w:fill="auto" w:val="clear"/>
-          <w:vertAlign w:val="baseline"/>
-          <w:rtl w:val="0"/>
-        </w:rPr>
-        <w:t xml:space="preserve">solutions such as Papercut, MyQRoger, Scan</w:t>
-      </w:r>
-      <w:r>
-        <w:rPr>
-          <w:sz w:val="22"/>
-          <w:szCs w:val="22"/>
-          <w:rtl w:val="0"/>
-        </w:rPr>
-        <w:t xml:space="preserve">AI and more</w:t>
-      </w:r>
-      <w:r>
-        <w:rPr>
-          <w:rFonts w:ascii="Arial" w:cs="Arial" w:eastAsia="Arial" w:hAnsi="Arial"/>
-          <w:b w:val="0"/>
-          <w:bCs w:val="0"/>
-          <w:i w:val="0"/>
-          <w:iCs w:val="0"/>
-          <w:smallCaps w:val="0"/>
-          <w:strike w:val="0"/>
-          <w:color w:val="000000"/>
-          <w:sz w:val="22"/>
-          <w:szCs w:val="22"/>
-          <w:u w:val="none"/>
-          <w:shd w:fill="auto" w:val="clear"/>
-          <w:vertAlign w:val="baseline"/>
-          <w:rtl w:val="0"/>
-        </w:rPr>
-        <w:t xml:space="preserve">, ensuring compatibility with firmware updates and resolving user-reported issues through JIRA.</w:t>
+        <w:t xml:space="preserve">.</w:t>
+      </w:r>
+      <w:r>
+        <w:rPr>
+          <w:rtl w:val="0"/>
+        </w:rPr>
       </w:r>
     </w:p>
     <w:p>
@@ -1014,7 +1042,112 @@
           <w:vertAlign w:val="baseline"/>
           <w:rtl w:val="0"/>
         </w:rPr>
-        <w:t xml:space="preserve">Developed custom AI model using ResNet and FAISS to identify printer UI elements, reducing Azure AI dependency and cutting operational costs.</w:t>
+        <w:t xml:space="preserve">Resolved 15+ JIRA tickets monthly with 80% first-contact resolution. Supported 30+ QA engineers across 3 time zones.</w:t>
+      </w:r>
+      <w:r>
+        <w:rPr>
+          <w:rtl w:val="0"/>
+        </w:rPr>
+      </w:r>
+    </w:p>
+    <w:p>
+      <w:pPr>
+        <w:tabs>
+          <w:tab w:val="right" w:leader="none" w:pos="9360"/>
+        </w:tabs>
+        <w:spacing w:after="30" w:before="100" w:lineRule="auto"/>
+        <w:rPr>
+          <w:sz w:val="22"/>
+          <w:szCs w:val="22"/>
+        </w:rPr>
+      </w:pPr>
+      <w:r>
+        <w:rPr>
+          <w:rFonts w:ascii="Arial" w:cs="Arial" w:eastAsia="Arial" w:hAnsi="Arial"/>
+          <w:b w:val="1"/>
+          <w:bCs w:val="1"/>
+          <w:sz w:val="23"/>
+          <w:szCs w:val="23"/>
+          <w:rtl w:val="0"/>
+        </w:rPr>
+        <w:t xml:space="preserve">LFP Automation </w:t>
+      </w:r>
+      <w:r>
+        <w:rPr>
+          <w:b w:val="1"/>
+          <w:bCs w:val="1"/>
+          <w:sz w:val="23"/>
+          <w:szCs w:val="23"/>
+          <w:rtl w:val="0"/>
+        </w:rPr>
+        <w:t xml:space="preserve">-</w:t>
+      </w:r>
+      <w:r>
+        <w:rPr>
+          <w:rFonts w:ascii="Arial" w:cs="Arial" w:eastAsia="Arial" w:hAnsi="Arial"/>
+          <w:b w:val="1"/>
+          <w:bCs w:val="1"/>
+          <w:sz w:val="23"/>
+          <w:szCs w:val="23"/>
+          <w:rtl w:val="0"/>
+        </w:rPr>
+        <w:t xml:space="preserve"> HP Spain Team </w:t>
+      </w:r>
+      <w:r>
+        <w:rPr>
+          <w:sz w:val="23"/>
+          <w:szCs w:val="23"/>
+          <w:rtl w:val="0"/>
+        </w:rPr>
+        <w:t xml:space="preserve">|</w:t>
+      </w:r>
+      <w:r>
+        <w:rPr>
+          <w:rFonts w:ascii="Arial" w:cs="Arial" w:eastAsia="Arial" w:hAnsi="Arial"/>
+          <w:b w:val="1"/>
+          <w:bCs w:val="1"/>
+          <w:sz w:val="23"/>
+          <w:szCs w:val="23"/>
+          <w:rtl w:val="0"/>
+        </w:rPr>
+        <w:t xml:space="preserve"> </w:t>
+      </w:r>
+      <w:r>
+        <w:rPr>
+          <w:rFonts w:ascii="Arial" w:cs="Arial" w:eastAsia="Arial" w:hAnsi="Arial"/>
+          <w:i w:val="1"/>
+          <w:iCs w:val="1"/>
+          <w:sz w:val="22"/>
+          <w:szCs w:val="22"/>
+          <w:rtl w:val="0"/>
+        </w:rPr>
+        <w:t xml:space="preserve">Nov 2024 </w:t>
+      </w:r>
+      <w:r>
+        <w:rPr>
+          <w:i w:val="1"/>
+          <w:iCs w:val="1"/>
+          <w:sz w:val="22"/>
+          <w:szCs w:val="22"/>
+          <w:rtl w:val="0"/>
+        </w:rPr>
+        <w:t xml:space="preserve">-</w:t>
+      </w:r>
+      <w:r>
+        <w:rPr>
+          <w:rFonts w:ascii="Arial" w:cs="Arial" w:eastAsia="Arial" w:hAnsi="Arial"/>
+          <w:i w:val="1"/>
+          <w:iCs w:val="1"/>
+          <w:sz w:val="22"/>
+          <w:szCs w:val="22"/>
+          <w:rtl w:val="0"/>
+        </w:rPr>
+        <w:t xml:space="preserve"> Feb 2025</w:t>
+      </w:r>
+      <w:r>
+        <w:rPr>
+          <w:rtl w:val="0"/>
+        </w:rPr>
       </w:r>
     </w:p>
     <w:p>
@@ -1060,15 +1193,15 @@
           <w:vertAlign w:val="baseline"/>
           <w:rtl w:val="0"/>
         </w:rPr>
-        <w:t xml:space="preserve">Containerized vision API server using Docker; created custom Docker images and Docker Compose YAML configurations for deployment across Windows and Linu</w:t>
-      </w:r>
-      <w:r>
-        <w:rPr>
-          <w:sz w:val="22"/>
-          <w:szCs w:val="22"/>
-          <w:rtl w:val="0"/>
-        </w:rPr>
-        <w:t xml:space="preserve">x</w:t>
+        <w:t xml:space="preserve">Collaborated directly with HP Spain engineering team </w:t>
+      </w:r>
+      <w:r>
+        <w:rPr>
+          <w:sz w:val="22"/>
+          <w:szCs w:val="22"/>
+          <w:rtl w:val="0"/>
+        </w:rPr>
+        <w:t xml:space="preserve">t</w:t>
       </w:r>
       <w:r>
         <w:rPr>
@@ -1087,7 +1220,12 @@
           <w:vertAlign w:val="baseline"/>
           <w:rtl w:val="0"/>
         </w:rPr>
-        <w:t xml:space="preserve">.</w:t>
+        <w:t xml:space="preserve">o deliver printer automation solutions.</w:t>
+      </w:r>
+      <w:r>
+        <w:rPr>
+          <w:rtl w:val="0"/>
+        </w:rPr>
       </w:r>
     </w:p>
     <w:p>
@@ -1133,7 +1271,12 @@
           <w:vertAlign w:val="baseline"/>
           <w:rtl w:val="0"/>
         </w:rPr>
-        <w:t xml:space="preserve">Created documentation and troubleshooting guides for QA teams to improve self-service resolution.</w:t>
+        <w:t xml:space="preserve">Developed GFriend scripts and plugins to track printer task performance via MariaDB, enabling diagnostics and analytics for client teams.</w:t>
+      </w:r>
+      <w:r>
+        <w:rPr>
+          <w:rtl w:val="0"/>
+        </w:rPr>
       </w:r>
     </w:p>
     <w:p>
@@ -1179,7 +1322,37 @@
           <w:vertAlign w:val="baseline"/>
           <w:rtl w:val="0"/>
         </w:rPr>
-        <w:t xml:space="preserve">Resolved 15+ JIRA tickets monthly with 80% first-contact resolution. Supported 30+ QA engineers across 3 time zones.</w:t>
+        <w:t xml:space="preserve">Contributed to success of Mphasis' first European client engagement, resulting in continued partnership and on-premises lab setup.</w:t>
+      </w:r>
+      <w:r>
+        <w:rPr>
+          <w:rtl w:val="0"/>
+        </w:rPr>
+      </w:r>
+    </w:p>
+    <w:p>
+      <w:pPr>
+        <w:spacing w:after="30" w:before="80" w:lineRule="auto"/>
+        <w:rPr>
+          <w:sz w:val="22"/>
+          <w:szCs w:val="22"/>
+        </w:rPr>
+      </w:pPr>
+      <w:r>
+        <w:rPr>
+          <w:rFonts w:ascii="Arial" w:cs="Arial" w:eastAsia="Arial" w:hAnsi="Arial"/>
+          <w:b w:val="1"/>
+          <w:bCs w:val="1"/>
+          <w:sz w:val="22"/>
+          <w:szCs w:val="22"/>
+          <w:rtl w:val="0"/>
+        </w:rPr>
+        <w:t xml:space="preserve">Internal Projects:</w:t>
+      </w:r>
+      <w:r>
+        <w:rPr>
+          <w:rtl w:val="0"/>
+        </w:rPr>
       </w:r>
     </w:p>
     <w:p>
@@ -1198,30 +1371,19 @@
           <w:rFonts w:ascii="Arial" w:cs="Arial" w:eastAsia="Arial" w:hAnsi="Arial"/>
           <w:b w:val="1"/>
           <w:bCs w:val="1"/>
-          <w:sz w:val="23"/>
-          <w:szCs w:val="23"/>
-          <w:rtl w:val="0"/>
-        </w:rPr>
-        <w:t xml:space="preserve">LFP Automation – HP Spain Team </w:t>
-      </w:r>
-      <w:r>
-        <w:rPr>
-          <w:sz w:val="23"/>
-          <w:szCs w:val="23"/>
-          <w:rtl w:val="0"/>
-        </w:rPr>
-        <w:t xml:space="preserve">|</w:t>
-      </w:r>
-      <w:r>
-        <w:rPr>
-          <w:rFonts w:ascii="Arial" w:cs="Arial" w:eastAsia="Arial" w:hAnsi="Arial"/>
-          <w:b w:val="1"/>
-          <w:bCs w:val="1"/>
-          <w:sz w:val="23"/>
-          <w:szCs w:val="23"/>
-          <w:rtl w:val="0"/>
-        </w:rPr>
-        <w:t xml:space="preserve"> </w:t>
+          <w:sz w:val="22"/>
+          <w:szCs w:val="22"/>
+          <w:rtl w:val="0"/>
+        </w:rPr>
+        <w:t xml:space="preserve">Printer Diagnostic Tool </w:t>
+      </w:r>
+      <w:r>
+        <w:rPr>
+          <w:sz w:val="22"/>
+          <w:szCs w:val="22"/>
+          <w:rtl w:val="0"/>
+        </w:rPr>
+        <w:t xml:space="preserve">| </w:t>
       </w:r>
       <w:r>
         <w:rPr>
@@ -1232,28 +1394,7 @@
           <w:szCs w:val="22"/>
           <w:rtl w:val="0"/>
         </w:rPr>
-        <w:t xml:space="preserve">Nov 2024 </w:t>
-      </w:r>
-      <w:r>
-        <w:rPr>
-          <w:i w:val="1"/>
-          <w:iCs w:val="1"/>
-          <w:sz w:val="22"/>
-          <w:szCs w:val="22"/>
-          <w:rtl w:val="0"/>
-        </w:rPr>
-        <w:t xml:space="preserve">-</w:t>
-      </w:r>
-      <w:r>
-        <w:rPr>
-          <w:rFonts w:ascii="Arial" w:cs="Arial" w:eastAsia="Arial" w:hAnsi="Arial"/>
-          <w:i w:val="1"/>
-          <w:iCs w:val="1"/>
-          <w:sz w:val="22"/>
-          <w:szCs w:val="22"/>
-          <w:rtl w:val="0"/>
-        </w:rPr>
-        <w:t xml:space="preserve"> Feb 2025</w:t>
+        <w:t xml:space="preserve">Feb 2024 – Jun 2024</w:t>
       </w:r>
       <w:r>
         <w:rPr>
@@ -1304,34 +1445,12 @@
           <w:vertAlign w:val="baseline"/>
           <w:rtl w:val="0"/>
         </w:rPr>
-        <w:t xml:space="preserve">Collaborated directly with HP Spain engineering team </w:t>
-      </w:r>
-      <w:r>
-        <w:rPr>
-          <w:sz w:val="22"/>
-          <w:szCs w:val="22"/>
-          <w:rtl w:val="0"/>
-        </w:rPr>
-        <w:t xml:space="preserve">t</w:t>
-      </w:r>
-      <w:r>
-        <w:rPr>
-          <w:rFonts w:ascii="Arial" w:cs="Arial" w:eastAsia="Arial" w:hAnsi="Arial"/>
-          <w:b w:val="0"/>
-          <w:bCs w:val="0"/>
-          <w:i w:val="0"/>
-          <w:iCs w:val="0"/>
-          <w:smallCaps w:val="0"/>
-          <w:strike w:val="0"/>
-          <w:color w:val="000000"/>
-          <w:sz w:val="22"/>
-          <w:szCs w:val="22"/>
-          <w:u w:val="none"/>
-          <w:shd w:fill="auto" w:val="clear"/>
-          <w:vertAlign w:val="baseline"/>
-          <w:rtl w:val="0"/>
-        </w:rPr>
-        <w:t xml:space="preserve">o deliver printer automation solutions.</w:t>
+        <w:t xml:space="preserve">Built a .NET MVC web application to scan and diagnose network printers, fetch printer details using OIDs, and automate firmware upgrades with Selenium.</w:t>
+      </w:r>
+      <w:r>
+        <w:rPr>
+          <w:rtl w:val="0"/>
+        </w:rPr>
       </w:r>
     </w:p>
     <w:p>
@@ -1377,7 +1496,12 @@
           <w:vertAlign w:val="baseline"/>
           <w:rtl w:val="0"/>
         </w:rPr>
-        <w:t xml:space="preserve">Developed GFriend scripts and plugins to track printer task performance via MariaDB, enabling diagnostics and analytics for client teams.</w:t>
+        <w:t xml:space="preserve">Developed frontend and backend components for data visualization and user interaction.</w:t>
+      </w:r>
+      <w:r>
+        <w:rPr>
+          <w:rtl w:val="0"/>
+        </w:rPr>
       </w:r>
     </w:p>
     <w:p>
@@ -1423,7 +1547,95 @@
           <w:vertAlign w:val="baseline"/>
           <w:rtl w:val="0"/>
         </w:rPr>
-        <w:t xml:space="preserve">Provided technical support and troubleshooting for automation issues, achieving 20% faster performance measurement.</w:t>
+        <w:t xml:space="preserve">Used this tool to analyze which printers were awake, sleeping, in error state, or in boot mode.</w:t>
+      </w:r>
+      <w:r>
+        <w:rPr>
+          <w:rtl w:val="0"/>
+        </w:rPr>
+      </w:r>
+    </w:p>
+    <w:p>
+      <w:pPr>
+        <w:spacing w:after="30" w:before="80" w:lineRule="auto"/>
+        <w:rPr>
+          <w:sz w:val="22"/>
+          <w:szCs w:val="22"/>
+        </w:rPr>
+      </w:pPr>
+      <w:r>
+        <w:rPr>
+          <w:rFonts w:ascii="Arial" w:cs="Arial" w:eastAsia="Arial" w:hAnsi="Arial"/>
+          <w:b w:val="1"/>
+          <w:bCs w:val="1"/>
+          <w:sz w:val="22"/>
+          <w:szCs w:val="22"/>
+          <w:rtl w:val="0"/>
+        </w:rPr>
+        <w:t xml:space="preserve">Training Projects:</w:t>
+      </w:r>
+      <w:r>
+        <w:rPr>
+          <w:rtl w:val="0"/>
+        </w:rPr>
+      </w:r>
+    </w:p>
+    <w:p>
+      <w:pPr>
+        <w:tabs>
+          <w:tab w:val="right" w:leader="none" w:pos="9360"/>
+        </w:tabs>
+        <w:spacing w:after="30" w:before="100" w:lineRule="auto"/>
+        <w:rPr>
+          <w:sz w:val="22"/>
+          <w:szCs w:val="22"/>
+        </w:rPr>
+      </w:pPr>
+      <w:r>
+        <w:rPr>
+          <w:rFonts w:ascii="Arial" w:cs="Arial" w:eastAsia="Arial" w:hAnsi="Arial"/>
+          <w:b w:val="1"/>
+          <w:bCs w:val="1"/>
+          <w:sz w:val="22"/>
+          <w:szCs w:val="22"/>
+          <w:rtl w:val="0"/>
+        </w:rPr>
+        <w:t xml:space="preserve">Job Search Platform </w:t>
+      </w:r>
+      <w:r>
+        <w:rPr>
+          <w:sz w:val="22"/>
+          <w:szCs w:val="22"/>
+          <w:rtl w:val="0"/>
+        </w:rPr>
+        <w:t xml:space="preserve">|</w:t>
+      </w:r>
+      <w:r>
+        <w:rPr>
+          <w:rFonts w:ascii="Arial" w:cs="Arial" w:eastAsia="Arial" w:hAnsi="Arial"/>
+          <w:b w:val="1"/>
+          <w:bCs w:val="1"/>
+          <w:sz w:val="22"/>
+          <w:szCs w:val="22"/>
+          <w:rtl w:val="0"/>
+        </w:rPr>
+        <w:t xml:space="preserve"> </w:t>
+      </w:r>
+      <w:r>
+        <w:rPr>
+          <w:rFonts w:ascii="Arial" w:cs="Arial" w:eastAsia="Arial" w:hAnsi="Arial"/>
+          <w:i w:val="1"/>
+          <w:iCs w:val="1"/>
+          <w:sz w:val="22"/>
+          <w:szCs w:val="22"/>
+          <w:rtl w:val="0"/>
+        </w:rPr>
+        <w:t xml:space="preserve">Tech Stack: .NET MVC, ADO.NET, MS SQL Server</w:t>
+      </w:r>
+      <w:r>
+        <w:rPr>
+          <w:rtl w:val="0"/>
+        </w:rPr>
       </w:r>
     </w:p>
     <w:p>
@@ -1469,79 +1681,7 @@
           <w:vertAlign w:val="baseline"/>
           <w:rtl w:val="0"/>
         </w:rPr>
-        <w:t xml:space="preserve">Contributed to success of Mphasis' first European client engagement, resulting in continued partnership and on-premises lab setup.</w:t>
-      </w:r>
-      <w:r>
-        <w:rPr>
-          <w:rtl w:val="0"/>
-        </w:rPr>
-      </w:r>
-    </w:p>
-    <w:p>
-      <w:pPr>
-        <w:spacing w:after="30" w:before="80" w:lineRule="auto"/>
-        <w:rPr>
-          <w:sz w:val="22"/>
-          <w:szCs w:val="22"/>
-        </w:rPr>
-      </w:pPr>
-      <w:r>
-        <w:rPr>
-          <w:rFonts w:ascii="Arial" w:cs="Arial" w:eastAsia="Arial" w:hAnsi="Arial"/>
-          <w:b w:val="1"/>
-          <w:bCs w:val="1"/>
-          <w:sz w:val="22"/>
-          <w:szCs w:val="22"/>
-          <w:rtl w:val="0"/>
-        </w:rPr>
-        <w:t xml:space="preserve">Internal Projects:</w:t>
-      </w:r>
-      <w:r>
-        <w:rPr>
-          <w:rtl w:val="0"/>
-        </w:rPr>
-      </w:r>
-    </w:p>
-    <w:p>
-      <w:pPr>
-        <w:tabs>
-          <w:tab w:val="right" w:leader="none" w:pos="9360"/>
-        </w:tabs>
-        <w:spacing w:after="30" w:before="100" w:lineRule="auto"/>
-        <w:rPr>
-          <w:sz w:val="22"/>
-          <w:szCs w:val="22"/>
-        </w:rPr>
-      </w:pPr>
-      <w:r>
-        <w:rPr>
-          <w:rFonts w:ascii="Arial" w:cs="Arial" w:eastAsia="Arial" w:hAnsi="Arial"/>
-          <w:b w:val="1"/>
-          <w:bCs w:val="1"/>
-          <w:sz w:val="22"/>
-          <w:szCs w:val="22"/>
-          <w:rtl w:val="0"/>
-        </w:rPr>
-        <w:t xml:space="preserve">Printer Diagnostic Tool </w:t>
-      </w:r>
-      <w:r>
-        <w:rPr>
-          <w:sz w:val="22"/>
-          <w:szCs w:val="22"/>
-          <w:rtl w:val="0"/>
-        </w:rPr>
-        <w:t xml:space="preserve">| </w:t>
-      </w:r>
-      <w:r>
-        <w:rPr>
-          <w:rFonts w:ascii="Arial" w:cs="Arial" w:eastAsia="Arial" w:hAnsi="Arial"/>
-          <w:i w:val="1"/>
-          <w:iCs w:val="1"/>
-          <w:sz w:val="22"/>
-          <w:szCs w:val="22"/>
-          <w:rtl w:val="0"/>
-        </w:rPr>
-        <w:t xml:space="preserve">Feb 2024 – Jun 2024</w:t>
+        <w:t xml:space="preserve">Multi-role web platform (applicants, companies, admins) with job posting, search, filtering, and application tracking built on .NET MVC and ADO.NET.</w:t>
       </w:r>
       <w:r>
         <w:rPr>
@@ -1592,7 +1732,12 @@
           <w:vertAlign w:val="baseline"/>
           <w:rtl w:val="0"/>
         </w:rPr>
-        <w:t xml:space="preserve">Built a .NET MVC web application to scan and diagnose network printers, fetch printer details using OIDs, and automate firmware upgrades with Selenium.</w:t>
+        <w:t xml:space="preserve">Designed relational database schema in MS SQL Server with normalized tables across users, companies, jobs, and applications; implemented role-based access with JWT authentication.</w:t>
+      </w:r>
+      <w:r>
+        <w:rPr>
+          <w:rtl w:val="0"/>
+        </w:rPr>
       </w:r>
     </w:p>
     <w:p>
@@ -1638,7 +1783,70 @@
           <w:vertAlign w:val="baseline"/>
           <w:rtl w:val="0"/>
         </w:rPr>
-        <w:t xml:space="preserve">Developed frontend and backend components for data visualization and user interaction.</w:t>
+        <w:t xml:space="preserve">Built automated email notification system via Google SMTP and full CRUD workflows for all three user roles.</w:t>
+      </w:r>
+      <w:r>
+        <w:rPr>
+          <w:rtl w:val="0"/>
+        </w:rPr>
+      </w:r>
+    </w:p>
+    <w:p>
+      <w:pPr>
+        <w:tabs>
+          <w:tab w:val="right" w:leader="none" w:pos="9360"/>
+        </w:tabs>
+        <w:spacing w:after="30" w:before="100" w:lineRule="auto"/>
+        <w:rPr>
+          <w:sz w:val="22"/>
+          <w:szCs w:val="22"/>
+        </w:rPr>
+      </w:pPr>
+      <w:r>
+        <w:rPr>
+          <w:rFonts w:ascii="Arial" w:cs="Arial" w:eastAsia="Arial" w:hAnsi="Arial"/>
+          <w:b w:val="1"/>
+          <w:bCs w:val="1"/>
+          <w:sz w:val="22"/>
+          <w:szCs w:val="22"/>
+          <w:rtl w:val="0"/>
+        </w:rPr>
+        <w:t xml:space="preserve">Online Vaccine Management System </w:t>
+      </w:r>
+      <w:r>
+        <w:rPr>
+          <w:sz w:val="22"/>
+          <w:szCs w:val="22"/>
+          <w:rtl w:val="0"/>
+        </w:rPr>
+        <w:t xml:space="preserve">|</w:t>
+      </w:r>
+      <w:r>
+        <w:rPr>
+          <w:rFonts w:ascii="Arial" w:cs="Arial" w:eastAsia="Arial" w:hAnsi="Arial"/>
+          <w:b w:val="1"/>
+          <w:bCs w:val="1"/>
+          <w:sz w:val="22"/>
+          <w:szCs w:val="22"/>
+          <w:rtl w:val="0"/>
+        </w:rPr>
+        <w:t xml:space="preserve"> </w:t>
+      </w:r>
+      <w:r>
+        <w:rPr>
+          <w:rFonts w:ascii="Arial" w:cs="Arial" w:eastAsia="Arial" w:hAnsi="Arial"/>
+          <w:i w:val="1"/>
+          <w:iCs w:val="1"/>
+          <w:sz w:val="22"/>
+          <w:szCs w:val="22"/>
+          <w:rtl w:val="0"/>
+        </w:rPr>
+        <w:t xml:space="preserve">Tech Stack: Angular, .NET MVC, SQL</w:t>
+      </w:r>
+      <w:r>
+        <w:rPr>
+          <w:rtl w:val="0"/>
+        </w:rPr>
       </w:r>
     </w:p>
     <w:p>
@@ -1684,85 +1892,7 @@
           <w:vertAlign w:val="baseline"/>
           <w:rtl w:val="0"/>
         </w:rPr>
-        <w:t xml:space="preserve">Used this tool to analyze which printers were awake, sleeping, in error state, or in boot mode.</w:t>
-      </w:r>
-    </w:p>
-    <w:p>
-      <w:pPr>
-        <w:spacing w:after="30" w:before="80" w:lineRule="auto"/>
-        <w:rPr>
-          <w:sz w:val="22"/>
-          <w:szCs w:val="22"/>
-        </w:rPr>
-      </w:pPr>
-      <w:r>
-        <w:rPr>
-          <w:rFonts w:ascii="Arial" w:cs="Arial" w:eastAsia="Arial" w:hAnsi="Arial"/>
-          <w:b w:val="1"/>
-          <w:bCs w:val="1"/>
-          <w:sz w:val="22"/>
-          <w:szCs w:val="22"/>
-          <w:rtl w:val="0"/>
-        </w:rPr>
-        <w:t xml:space="preserve">Training Projects:</w:t>
-      </w:r>
-      <w:r>
-        <w:rPr>
-          <w:rtl w:val="0"/>
-        </w:rPr>
-      </w:r>
-    </w:p>
-    <w:p>
-      <w:pPr>
-        <w:tabs>
-          <w:tab w:val="right" w:leader="none" w:pos="9360"/>
-        </w:tabs>
-        <w:spacing w:after="30" w:before="100" w:lineRule="auto"/>
-        <w:rPr>
-          <w:sz w:val="22"/>
-          <w:szCs w:val="22"/>
-        </w:rPr>
-      </w:pPr>
-      <w:r>
-        <w:rPr>
-          <w:rFonts w:ascii="Arial" w:cs="Arial" w:eastAsia="Arial" w:hAnsi="Arial"/>
-          <w:b w:val="1"/>
-          <w:bCs w:val="1"/>
-          <w:sz w:val="22"/>
-          <w:szCs w:val="22"/>
-          <w:rtl w:val="0"/>
-        </w:rPr>
-        <w:t xml:space="preserve">Job Search Platform </w:t>
-      </w:r>
-      <w:r>
-        <w:rPr>
-          <w:sz w:val="22"/>
-          <w:szCs w:val="22"/>
-          <w:rtl w:val="0"/>
-        </w:rPr>
-        <w:t xml:space="preserve">|</w:t>
-      </w:r>
-      <w:r>
-        <w:rPr>
-          <w:rFonts w:ascii="Arial" w:cs="Arial" w:eastAsia="Arial" w:hAnsi="Arial"/>
-          <w:b w:val="1"/>
-          <w:bCs w:val="1"/>
-          <w:sz w:val="22"/>
-          <w:szCs w:val="22"/>
-          <w:rtl w:val="0"/>
-        </w:rPr>
-        <w:t xml:space="preserve"> </w:t>
-      </w:r>
-      <w:r>
-        <w:rPr>
-          <w:rFonts w:ascii="Arial" w:cs="Arial" w:eastAsia="Arial" w:hAnsi="Arial"/>
-          <w:i w:val="1"/>
-          <w:iCs w:val="1"/>
-          <w:sz w:val="22"/>
-          <w:szCs w:val="22"/>
-          <w:rtl w:val="0"/>
-        </w:rPr>
-        <w:t xml:space="preserve">Tech Stack: .NET MVC, ADO.NET, MS SQL Server</w:t>
+        <w:t xml:space="preserve">Full-stack web app for appointment booking, patient registration, and admin dashboards built with Angular and .NET MVC.</w:t>
       </w:r>
       <w:r>
         <w:rPr>
@@ -1813,7 +1943,12 @@
           <w:vertAlign w:val="baseline"/>
           <w:rtl w:val="0"/>
         </w:rPr>
-        <w:t xml:space="preserve">Multi-role web platform (applicants, companies, admins) with job posting, search, filtering, and application tracking built on .NET MVC and ADO.NET.</w:t>
+        <w:t xml:space="preserve">Designed relational SQL database across vaccines, hospitals, and patient records; implemented JWT-based role-based access control for patients, admins, and hospital staff.</w:t>
+      </w:r>
+      <w:r>
+        <w:rPr>
+          <w:rtl w:val="0"/>
+        </w:rPr>
       </w:r>
     </w:p>
     <w:p>
@@ -1859,7 +1994,129 @@
           <w:vertAlign w:val="baseline"/>
           <w:rtl w:val="0"/>
         </w:rPr>
-        <w:t xml:space="preserve">Designed relational database schema in MS SQL Server with normalized tables across users, companies, jobs, and applications; implemented role-based access with JWT authentication.</w:t>
+        <w:t xml:space="preserve">Built responsive UI with form validation and data visualization components.</w:t>
+      </w:r>
+      <w:r>
+        <w:rPr>
+          <w:rtl w:val="0"/>
+        </w:rPr>
+      </w:r>
+    </w:p>
+    <w:p>
+      <w:pPr>
+        <w:pBdr>
+          <w:bottom w:color="2e74b5" w:space="1" w:sz="6" w:val="single"/>
+        </w:pBdr>
+        <w:spacing w:after="60" w:before="160" w:lineRule="auto"/>
+        <w:rPr/>
+      </w:pPr>
+      <w:r>
+        <w:rPr>
+          <w:rFonts w:ascii="Arial" w:cs="Arial" w:eastAsia="Arial" w:hAnsi="Arial"/>
+          <w:b w:val="1"/>
+          <w:bCs w:val="1"/>
+          <w:color w:val="2e74b5"/>
+          <w:sz w:val="24"/>
+          <w:szCs w:val="24"/>
+          <w:rtl w:val="0"/>
+        </w:rPr>
+        <w:t xml:space="preserve">PROJECTS</w:t>
+      </w:r>
+      <w:r>
+        <w:rPr>
+          <w:rtl w:val="0"/>
+        </w:rPr>
+      </w:r>
+    </w:p>
+    <w:p>
+      <w:pPr>
+        <w:tabs>
+          <w:tab w:val="right" w:leader="none" w:pos="9360"/>
+        </w:tabs>
+        <w:spacing w:after="30" w:before="100" w:lineRule="auto"/>
+        <w:rPr>
+          <w:sz w:val="22"/>
+          <w:szCs w:val="22"/>
+        </w:rPr>
+      </w:pPr>
+      <w:r>
+        <w:rPr>
+          <w:rFonts w:ascii="Arial" w:cs="Arial" w:eastAsia="Arial" w:hAnsi="Arial"/>
+          <w:b w:val="1"/>
+          <w:bCs w:val="1"/>
+          <w:sz w:val="22"/>
+          <w:szCs w:val="22"/>
+          <w:rtl w:val="0"/>
+        </w:rPr>
+        <w:t xml:space="preserve">Vedantu Voice Jam </w:t>
+      </w:r>
+      <w:r>
+        <w:rPr>
+          <w:b w:val="1"/>
+          <w:bCs w:val="1"/>
+          <w:sz w:val="22"/>
+          <w:szCs w:val="22"/>
+          <w:rtl w:val="0"/>
+        </w:rPr>
+        <w:t xml:space="preserve">-</w:t>
+      </w:r>
+      <w:r>
+        <w:rPr>
+          <w:rFonts w:ascii="Arial" w:cs="Arial" w:eastAsia="Arial" w:hAnsi="Arial"/>
+          <w:b w:val="1"/>
+          <w:bCs w:val="1"/>
+          <w:sz w:val="22"/>
+          <w:szCs w:val="22"/>
+          <w:rtl w:val="0"/>
+        </w:rPr>
+        <w:t xml:space="preserve"> Priya AI Sales Agent </w:t>
+      </w:r>
+      <w:r>
+        <w:rPr>
+          <w:sz w:val="22"/>
+          <w:szCs w:val="22"/>
+          <w:rtl w:val="0"/>
+        </w:rPr>
+        <w:t xml:space="preserve">|</w:t>
+      </w:r>
+      <w:r>
+        <w:rPr>
+          <w:b w:val="1"/>
+          <w:bCs w:val="1"/>
+          <w:sz w:val="22"/>
+          <w:szCs w:val="22"/>
+          <w:rtl w:val="0"/>
+        </w:rPr>
+        <w:t xml:space="preserve"> </w:t>
+      </w:r>
+      <w:hyperlink r:id="rId10">
+        <w:r>
+          <w:rPr>
+            <w:rFonts w:ascii="Arial" w:cs="Arial" w:eastAsia="Arial" w:hAnsi="Arial"/>
+            <w:color w:val="0563c1"/>
+            <w:sz w:val="22"/>
+            <w:szCs w:val="22"/>
+            <w:u w:val="single"/>
+            <w:rtl w:val="0"/>
+          </w:rPr>
+          <w:t xml:space="preserve">Live Demo</w:t>
+        </w:r>
+      </w:hyperlink>
+      <w:r>
+        <w:rPr>
+          <w:rFonts w:ascii="Arial" w:cs="Arial" w:eastAsia="Arial" w:hAnsi="Arial"/>
+          <w:i w:val="1"/>
+          <w:iCs w:val="1"/>
+          <w:sz w:val="22"/>
+          <w:szCs w:val="22"/>
+          <w:rtl w:val="0"/>
+        </w:rPr>
+        <w:t xml:space="preserve"> | May 2026</w:t>
+      </w:r>
+      <w:r>
+        <w:rPr>
+          <w:rtl w:val="0"/>
+        </w:rPr>
       </w:r>
     </w:p>
     <w:p>
@@ -1891,74 +2148,11 @@
       <w:r>
         <w:rPr>
           <w:rFonts w:ascii="Arial" w:cs="Arial" w:eastAsia="Arial" w:hAnsi="Arial"/>
-          <w:b w:val="0"/>
-          <w:bCs w:val="0"/>
-          <w:i w:val="0"/>
-          <w:iCs w:val="0"/>
-          <w:smallCaps w:val="0"/>
-          <w:strike w:val="0"/>
-          <w:color w:val="000000"/>
-          <w:sz w:val="22"/>
-          <w:szCs w:val="22"/>
-          <w:u w:val="none"/>
-          <w:shd w:fill="auto" w:val="clear"/>
-          <w:vertAlign w:val="baseline"/>
-          <w:rtl w:val="0"/>
-        </w:rPr>
-        <w:t xml:space="preserve">Built automated email notification system via Google SMTP and full CRUD workflows for all three user roles.</w:t>
-      </w:r>
-    </w:p>
-    <w:p>
-      <w:pPr>
-        <w:tabs>
-          <w:tab w:val="right" w:leader="none" w:pos="9360"/>
-        </w:tabs>
-        <w:spacing w:after="30" w:before="100" w:lineRule="auto"/>
-        <w:rPr>
-          <w:sz w:val="22"/>
-          <w:szCs w:val="22"/>
-        </w:rPr>
-      </w:pPr>
-      <w:r>
-        <w:rPr>
-          <w:rFonts w:ascii="Arial" w:cs="Arial" w:eastAsia="Arial" w:hAnsi="Arial"/>
-          <w:b w:val="1"/>
-          <w:bCs w:val="1"/>
-          <w:sz w:val="22"/>
-          <w:szCs w:val="22"/>
-          <w:rtl w:val="0"/>
-        </w:rPr>
-        <w:t xml:space="preserve">Online Vaccine Management System </w:t>
-      </w:r>
-      <w:r>
-        <w:rPr>
-          <w:sz w:val="22"/>
-          <w:szCs w:val="22"/>
-          <w:rtl w:val="0"/>
-        </w:rPr>
-        <w:t xml:space="preserve">|</w:t>
-      </w:r>
-      <w:r>
-        <w:rPr>
-          <w:rFonts w:ascii="Arial" w:cs="Arial" w:eastAsia="Arial" w:hAnsi="Arial"/>
-          <w:b w:val="1"/>
-          <w:bCs w:val="1"/>
-          <w:sz w:val="22"/>
-          <w:szCs w:val="22"/>
-          <w:rtl w:val="0"/>
-        </w:rPr>
-        <w:t xml:space="preserve"> </w:t>
-      </w:r>
-      <w:r>
-        <w:rPr>
-          <w:rFonts w:ascii="Arial" w:cs="Arial" w:eastAsia="Arial" w:hAnsi="Arial"/>
-          <w:i w:val="1"/>
-          <w:iCs w:val="1"/>
-          <w:sz w:val="22"/>
-          <w:szCs w:val="22"/>
-          <w:rtl w:val="0"/>
-        </w:rPr>
-        <w:t xml:space="preserve">Tech Stack: Angular, .NET MVC, SQL</w:t>
+          <w:sz w:val="22"/>
+          <w:szCs w:val="22"/>
+          <w:rtl w:val="0"/>
+        </w:rPr>
+        <w:t xml:space="preserve">Built AI voice agent (Priya) for Vedantu that autonomously calls parents post-demo, handles price, competitor, and interest objections in Hindi/English, and guides toward enrollment.</w:t>
       </w:r>
       <w:r>
         <w:rPr>
@@ -1995,21 +2189,16 @@
       <w:r>
         <w:rPr>
           <w:rFonts w:ascii="Arial" w:cs="Arial" w:eastAsia="Arial" w:hAnsi="Arial"/>
-          <w:b w:val="0"/>
-          <w:bCs w:val="0"/>
-          <w:i w:val="0"/>
-          <w:iCs w:val="0"/>
-          <w:smallCaps w:val="0"/>
-          <w:strike w:val="0"/>
-          <w:color w:val="000000"/>
-          <w:sz w:val="22"/>
-          <w:szCs w:val="22"/>
-          <w:u w:val="none"/>
-          <w:shd w:fill="auto" w:val="clear"/>
-          <w:vertAlign w:val="baseline"/>
-          <w:rtl w:val="0"/>
-        </w:rPr>
-        <w:t xml:space="preserve">Full-stack web app for appointment booking, patient registration, and admin dashboards built with Angular and .NET MVC.</w:t>
+          <w:sz w:val="22"/>
+          <w:szCs w:val="22"/>
+          <w:rtl w:val="0"/>
+        </w:rPr>
+        <w:t xml:space="preserve">Outbound SIP calls to real phone numbers via Retell AI + Vobiz telephony; live analytics dashboard tracks enrollment rate, objections breakdown, and sentiment analysis.</w:t>
+      </w:r>
+      <w:r>
+        <w:rPr>
+          <w:rtl w:val="0"/>
+        </w:rPr>
       </w:r>
     </w:p>
     <w:p>
@@ -2041,21 +2230,86 @@
       <w:r>
         <w:rPr>
           <w:rFonts w:ascii="Arial" w:cs="Arial" w:eastAsia="Arial" w:hAnsi="Arial"/>
-          <w:b w:val="0"/>
-          <w:bCs w:val="0"/>
-          <w:i w:val="0"/>
-          <w:iCs w:val="0"/>
-          <w:smallCaps w:val="0"/>
-          <w:strike w:val="0"/>
-          <w:color w:val="000000"/>
-          <w:sz w:val="22"/>
-          <w:szCs w:val="22"/>
-          <w:u w:val="none"/>
-          <w:shd w:fill="auto" w:val="clear"/>
-          <w:vertAlign w:val="baseline"/>
-          <w:rtl w:val="0"/>
-        </w:rPr>
-        <w:t xml:space="preserve">Designed relational SQL database across vaccines, hospitals, and patient records; implemented JWT-based role-based access control for patients, admins, and hospital staff.</w:t>
+          <w:sz w:val="22"/>
+          <w:szCs w:val="22"/>
+          <w:rtl w:val="0"/>
+        </w:rPr>
+        <w:t xml:space="preserve">Stack: Python · FastAPI · Retell AI · React · Vite · SIP/PSTN · Render</w:t>
+      </w:r>
+      <w:r>
+        <w:rPr>
+          <w:rtl w:val="0"/>
+        </w:rPr>
+      </w:r>
+    </w:p>
+    <w:p>
+      <w:pPr>
+        <w:tabs>
+          <w:tab w:val="right" w:leader="none" w:pos="9360"/>
+        </w:tabs>
+        <w:spacing w:after="30" w:before="100" w:lineRule="auto"/>
+        <w:rPr>
+          <w:sz w:val="22"/>
+          <w:szCs w:val="22"/>
+        </w:rPr>
+      </w:pPr>
+      <w:r>
+        <w:rPr>
+          <w:rFonts w:ascii="Arial" w:cs="Arial" w:eastAsia="Arial" w:hAnsi="Arial"/>
+          <w:b w:val="1"/>
+          <w:bCs w:val="1"/>
+          <w:sz w:val="22"/>
+          <w:szCs w:val="22"/>
+          <w:rtl w:val="0"/>
+        </w:rPr>
+        <w:t xml:space="preserve">Event Intelligence Dashboard </w:t>
+      </w:r>
+      <w:r>
+        <w:rPr>
+          <w:sz w:val="22"/>
+          <w:szCs w:val="22"/>
+          <w:rtl w:val="0"/>
+        </w:rPr>
+        <w:t xml:space="preserve">|</w:t>
+      </w:r>
+      <w:r>
+        <w:rPr>
+          <w:b w:val="1"/>
+          <w:bCs w:val="1"/>
+          <w:sz w:val="22"/>
+          <w:szCs w:val="22"/>
+          <w:rtl w:val="0"/>
+        </w:rPr>
+        <w:t xml:space="preserve"> </w:t>
+      </w:r>
+      <w:hyperlink r:id="rId11">
+        <w:r>
+          <w:rPr>
+            <w:rFonts w:ascii="Arial" w:cs="Arial" w:eastAsia="Arial" w:hAnsi="Arial"/>
+            <w:color w:val="0563c1"/>
+            <w:sz w:val="22"/>
+            <w:szCs w:val="22"/>
+            <w:u w:val="single"/>
+            <w:rtl w:val="0"/>
+          </w:rPr>
+          <w:t xml:space="preserve">Live Demo</w:t>
+        </w:r>
+      </w:hyperlink>
+      <w:r>
+        <w:rPr>
+          <w:rFonts w:ascii="Arial" w:cs="Arial" w:eastAsia="Arial" w:hAnsi="Arial"/>
+          <w:i w:val="1"/>
+          <w:iCs w:val="1"/>
+          <w:sz w:val="22"/>
+          <w:szCs w:val="22"/>
+          <w:rtl w:val="0"/>
+        </w:rPr>
+        <w:t xml:space="preserve"> | May 2026</w:t>
+      </w:r>
+      <w:r>
+        <w:rPr>
+          <w:rtl w:val="0"/>
+        </w:rPr>
       </w:r>
     </w:p>
     <w:p>
@@ -2101,98 +2355,39 @@
           <w:vertAlign w:val="baseline"/>
           <w:rtl w:val="0"/>
         </w:rPr>
-        <w:t xml:space="preserve">Built responsive UI with form validation and data visualization components.</w:t>
-      </w:r>
-    </w:p>
-    <w:p>
-      <w:pPr>
-        <w:pBdr>
-          <w:bottom w:color="2e74b5" w:space="1" w:sz="6" w:val="single"/>
-        </w:pBdr>
-        <w:spacing w:after="60" w:before="160" w:lineRule="auto"/>
-        <w:rPr/>
-      </w:pPr>
-      <w:r>
-        <w:rPr>
-          <w:rFonts w:ascii="Arial" w:cs="Arial" w:eastAsia="Arial" w:hAnsi="Arial"/>
-          <w:b w:val="1"/>
-          <w:bCs w:val="1"/>
-          <w:color w:val="2e74b5"/>
-          <w:sz w:val="24"/>
-          <w:szCs w:val="24"/>
-          <w:rtl w:val="0"/>
-        </w:rPr>
-        <w:t xml:space="preserve">PROJECTS</w:t>
-      </w:r>
-      <w:r>
-        <w:rPr>
-          <w:rtl w:val="0"/>
-        </w:rPr>
-      </w:r>
-    </w:p>
-    <w:p>
-      <w:pPr>
-        <w:tabs>
-          <w:tab w:val="right" w:leader="none" w:pos="9360"/>
-        </w:tabs>
-        <w:spacing w:after="30" w:before="100" w:lineRule="auto"/>
-        <w:rPr>
-          <w:sz w:val="22"/>
-          <w:szCs w:val="22"/>
-        </w:rPr>
-      </w:pPr>
-      <w:r>
-        <w:rPr>
-          <w:rFonts w:ascii="Arial" w:cs="Arial" w:eastAsia="Arial" w:hAnsi="Arial"/>
-          <w:b w:val="1"/>
-          <w:bCs w:val="1"/>
-          <w:sz w:val="22"/>
-          <w:szCs w:val="22"/>
-          <w:rtl w:val="0"/>
-        </w:rPr>
-        <w:t xml:space="preserve">Vedantu Voice Jam — Priya AI Sales Agent </w:t>
-      </w:r>
-      <w:r>
-        <w:rPr>
-          <w:sz w:val="22"/>
-          <w:szCs w:val="22"/>
-          <w:rtl w:val="0"/>
-        </w:rPr>
-        <w:t xml:space="preserve">|</w:t>
-      </w:r>
-      <w:r>
-        <w:rPr>
-          <w:b w:val="1"/>
-          <w:bCs w:val="1"/>
-          <w:sz w:val="22"/>
-          <w:szCs w:val="22"/>
-          <w:rtl w:val="0"/>
-        </w:rPr>
-        <w:t xml:space="preserve"> </w:t>
-      </w:r>
-      <w:hyperlink r:id="rId11">
-        <w:r>
-          <w:rPr>
-            <w:rFonts w:ascii="Arial" w:cs="Arial" w:eastAsia="Arial" w:hAnsi="Arial"/>
-            <w:color w:val="0563c1"/>
-            <w:sz w:val="22"/>
-            <w:szCs w:val="22"/>
-            <w:u w:val="single"/>
-            <w:rtl w:val="0"/>
-          </w:rPr>
-          <w:t xml:space="preserve">Live Demo</w:t>
-        </w:r>
-      </w:hyperlink>
-      <w:r>
-        <w:rPr>
-          <w:rFonts w:ascii="Arial" w:cs="Arial" w:eastAsia="Arial" w:hAnsi="Arial"/>
-          <w:i w:val="1"/>
-          <w:iCs w:val="1"/>
-          <w:sz w:val="22"/>
-          <w:szCs w:val="22"/>
-          <w:rtl w:val="0"/>
-        </w:rPr>
-        <w:t xml:space="preserve"> | May 2026</w:t>
+        <w:t xml:space="preserve">AI-powered webapp that aggregates news from multiple sources and auto-generates summaries for user-defined events (box office runs, elections, etc.)</w:t>
+      </w:r>
+      <w:r>
+        <w:rPr>
+          <w:sz w:val="22"/>
+          <w:szCs w:val="22"/>
+          <w:rtl w:val="0"/>
+        </w:rPr>
+        <w:t xml:space="preserve">,</w:t>
+      </w:r>
+      <w:r>
+        <w:rPr>
+          <w:rFonts w:ascii="Arial" w:cs="Arial" w:eastAsia="Arial" w:hAnsi="Arial"/>
+          <w:b w:val="0"/>
+          <w:bCs w:val="0"/>
+          <w:i w:val="0"/>
+          <w:iCs w:val="0"/>
+          <w:smallCaps w:val="0"/>
+          <w:strike w:val="0"/>
+          <w:color w:val="000000"/>
+          <w:sz w:val="22"/>
+          <w:szCs w:val="22"/>
+          <w:u w:val="none"/>
+          <w:shd w:fill="auto" w:val="clear"/>
+          <w:vertAlign w:val="baseline"/>
+          <w:rtl w:val="0"/>
+        </w:rPr>
+        <w:t xml:space="preserve"> eliminating manual tracking.</w:t>
+      </w:r>
+      <w:r>
+        <w:rPr>
+          <w:rtl w:val="0"/>
+        </w:rPr>
       </w:r>
     </w:p>
     <w:p>
@@ -2224,11 +2419,134 @@
       <w:r>
         <w:rPr>
           <w:rFonts w:ascii="Arial" w:cs="Arial" w:eastAsia="Arial" w:hAnsi="Arial"/>
-          <w:sz w:val="22"/>
-          <w:szCs w:val="22"/>
-          <w:rtl w:val="0"/>
-        </w:rPr>
-        <w:t xml:space="preserve">Built AI voice agent (Priya) for Vedantu that autonomously calls parents post-demo, handles price, competitor, and interest objections in Hindi/English, and guides toward enrollment.</w:t>
+          <w:b w:val="0"/>
+          <w:bCs w:val="0"/>
+          <w:i w:val="0"/>
+          <w:iCs w:val="0"/>
+          <w:smallCaps w:val="0"/>
+          <w:strike w:val="0"/>
+          <w:color w:val="000000"/>
+          <w:sz w:val="22"/>
+          <w:szCs w:val="22"/>
+          <w:u w:val="none"/>
+          <w:shd w:fill="auto" w:val="clear"/>
+          <w:vertAlign w:val="baseline"/>
+          <w:rtl w:val="0"/>
+        </w:rPr>
+        <w:t xml:space="preserve">Stack: React, News APIs,OpenAI API for summarization.</w:t>
+      </w:r>
+      <w:r>
+        <w:rPr>
+          <w:rtl w:val="0"/>
+        </w:rPr>
+      </w:r>
+    </w:p>
+    <w:p>
+      <w:pPr>
+        <w:tabs>
+          <w:tab w:val="right" w:leader="none" w:pos="9360"/>
+        </w:tabs>
+        <w:spacing w:after="30" w:before="100" w:lineRule="auto"/>
+        <w:rPr>
+          <w:sz w:val="22"/>
+          <w:szCs w:val="22"/>
+        </w:rPr>
+      </w:pPr>
+      <w:r>
+        <w:rPr>
+          <w:b w:val="1"/>
+          <w:bCs w:val="1"/>
+          <w:sz w:val="22"/>
+          <w:szCs w:val="22"/>
+          <w:rtl w:val="0"/>
+        </w:rPr>
+        <w:t xml:space="preserve">AI Powered </w:t>
+      </w:r>
+      <w:r>
+        <w:rPr>
+          <w:rFonts w:ascii="Arial" w:cs="Arial" w:eastAsia="Arial" w:hAnsi="Arial"/>
+          <w:b w:val="1"/>
+          <w:bCs w:val="1"/>
+          <w:sz w:val="22"/>
+          <w:szCs w:val="22"/>
+          <w:rtl w:val="0"/>
+        </w:rPr>
+        <w:t xml:space="preserve">Resume Analyzer</w:t>
+      </w:r>
+      <w:r>
+        <w:rPr>
+          <w:rFonts w:ascii="Arial" w:cs="Arial" w:eastAsia="Arial" w:hAnsi="Arial"/>
+          <w:sz w:val="22"/>
+          <w:szCs w:val="22"/>
+          <w:rtl w:val="0"/>
+        </w:rPr>
+        <w:t xml:space="preserve"> </w:t>
+      </w:r>
+      <w:r>
+        <w:rPr>
+          <w:sz w:val="22"/>
+          <w:szCs w:val="22"/>
+          <w:rtl w:val="0"/>
+        </w:rPr>
+        <w:t xml:space="preserve">|</w:t>
+      </w:r>
+      <w:r>
+        <w:rPr>
+          <w:rFonts w:ascii="Arial" w:cs="Arial" w:eastAsia="Arial" w:hAnsi="Arial"/>
+          <w:sz w:val="22"/>
+          <w:szCs w:val="22"/>
+          <w:rtl w:val="0"/>
+        </w:rPr>
+        <w:t xml:space="preserve"> </w:t>
+      </w:r>
+      <w:hyperlink r:id="rId12">
+        <w:r>
+          <w:rPr>
+            <w:rFonts w:ascii="Arial" w:cs="Arial" w:eastAsia="Arial" w:hAnsi="Arial"/>
+            <w:color w:val="0563c1"/>
+            <w:sz w:val="22"/>
+            <w:szCs w:val="22"/>
+            <w:u w:val="single"/>
+            <w:rtl w:val="0"/>
+          </w:rPr>
+          <w:t xml:space="preserve">Live Demo</w:t>
+        </w:r>
+      </w:hyperlink>
+      <w:r>
+        <w:rPr>
+          <w:i w:val="1"/>
+          <w:iCs w:val="1"/>
+          <w:sz w:val="22"/>
+          <w:szCs w:val="22"/>
+          <w:rtl w:val="0"/>
+        </w:rPr>
+        <w:t xml:space="preserve"> | February </w:t>
+      </w:r>
+      <w:r>
+        <w:rPr>
+          <w:rFonts w:ascii="Arial" w:cs="Arial" w:eastAsia="Arial" w:hAnsi="Arial"/>
+          <w:i w:val="1"/>
+          <w:iCs w:val="1"/>
+          <w:sz w:val="22"/>
+          <w:szCs w:val="22"/>
+          <w:rtl w:val="0"/>
+        </w:rPr>
+        <w:t xml:space="preserve">202</w:t>
+      </w:r>
+      <w:r>
+        <w:rPr>
+          <w:i w:val="1"/>
+          <w:iCs w:val="1"/>
+          <w:sz w:val="22"/>
+          <w:szCs w:val="22"/>
+          <w:rtl w:val="0"/>
+        </w:rPr>
+        <w:t xml:space="preserve">6</w:t>
+      </w:r>
+      <w:r>
+        <w:rPr>
+          <w:rtl w:val="0"/>
+        </w:rPr>
       </w:r>
     </w:p>
     <w:p>
@@ -2260,11 +2578,26 @@
       <w:r>
         <w:rPr>
           <w:rFonts w:ascii="Arial" w:cs="Arial" w:eastAsia="Arial" w:hAnsi="Arial"/>
-          <w:sz w:val="22"/>
-          <w:szCs w:val="22"/>
-          <w:rtl w:val="0"/>
-        </w:rPr>
-        <w:t xml:space="preserve">Outbound SIP calls to real phone numbers via Retell AI + Vobiz telephony; live analytics dashboard tracks enrollment rate, objections breakdown, and sentiment analysis.</w:t>
+          <w:b w:val="0"/>
+          <w:bCs w:val="0"/>
+          <w:i w:val="0"/>
+          <w:iCs w:val="0"/>
+          <w:smallCaps w:val="0"/>
+          <w:strike w:val="0"/>
+          <w:color w:val="000000"/>
+          <w:sz w:val="22"/>
+          <w:szCs w:val="22"/>
+          <w:u w:val="none"/>
+          <w:shd w:fill="auto" w:val="clear"/>
+          <w:vertAlign w:val="baseline"/>
+          <w:rtl w:val="0"/>
+        </w:rPr>
+        <w:t xml:space="preserve">Frontend tool that analyzes a resume against a job description using the OpenAI API, providing match scoring and gap analysis.</w:t>
+      </w:r>
+      <w:r>
+        <w:rPr>
+          <w:rtl w:val="0"/>
+        </w:rPr>
       </w:r>
     </w:p>
     <w:p>
@@ -2296,11 +2629,26 @@
       <w:r>
         <w:rPr>
           <w:rFonts w:ascii="Arial" w:cs="Arial" w:eastAsia="Arial" w:hAnsi="Arial"/>
-          <w:sz w:val="22"/>
-          <w:szCs w:val="22"/>
-          <w:rtl w:val="0"/>
-        </w:rPr>
-        <w:t xml:space="preserve">Stack: Python · FastAPI · Retell AI · React · Vite · SIP/PSTN · Render</w:t>
+          <w:b w:val="0"/>
+          <w:bCs w:val="0"/>
+          <w:i w:val="0"/>
+          <w:iCs w:val="0"/>
+          <w:smallCaps w:val="0"/>
+          <w:strike w:val="0"/>
+          <w:color w:val="000000"/>
+          <w:sz w:val="22"/>
+          <w:szCs w:val="22"/>
+          <w:u w:val="none"/>
+          <w:shd w:fill="auto" w:val="clear"/>
+          <w:vertAlign w:val="baseline"/>
+          <w:rtl w:val="0"/>
+        </w:rPr>
+        <w:t xml:space="preserve">Built with React; implemented full CI/CD pipeline using Jenkins branch-based PR workflow with automated build validation before merge.</w:t>
+      </w:r>
+      <w:r>
+        <w:rPr>
+          <w:rtl w:val="0"/>
+        </w:rPr>
       </w:r>
     </w:p>
     <w:p>
@@ -2323,7 +2671,16 @@
           <w:szCs w:val="22"/>
           <w:rtl w:val="0"/>
         </w:rPr>
-        <w:t xml:space="preserve">Event Intelligence Dashboard </w:t>
+        <w:t xml:space="preserve">React Native Movie App</w:t>
+      </w:r>
+      <w:r>
+        <w:rPr>
+          <w:rFonts w:ascii="Arial" w:cs="Arial" w:eastAsia="Arial" w:hAnsi="Arial"/>
+          <w:sz w:val="22"/>
+          <w:szCs w:val="22"/>
+          <w:rtl w:val="0"/>
+        </w:rPr>
+        <w:t xml:space="preserve"> </w:t>
       </w:r>
       <w:r>
         <w:rPr>
@@ -2335,15 +2692,14 @@
       </w:r>
       <w:r>
         <w:rPr>
-          <w:b w:val="1"/>
-          <w:bCs w:val="1"/>
+          <w:rFonts w:ascii="Arial" w:cs="Arial" w:eastAsia="Arial" w:hAnsi="Arial"/>
           <w:sz w:val="22"/>
           <w:szCs w:val="22"/>
           <w:rtl w:val="0"/>
         </w:rPr>
         <w:t xml:space="preserve"> </w:t>
       </w:r>
-      <w:hyperlink r:id="rId12">
+      <w:hyperlink r:id="rId13">
         <w:r>
           <w:rPr>
             <w:rFonts w:ascii="Arial" w:cs="Arial" w:eastAsia="Arial" w:hAnsi="Arial"/>
@@ -2358,14 +2714,39 @@
       </w:hyperlink>
       <w:r>
         <w:rPr>
-          <w:rFonts w:ascii="Arial" w:cs="Arial" w:eastAsia="Arial" w:hAnsi="Arial"/>
           <w:i w:val="1"/>
           <w:iCs w:val="1"/>
           <w:sz w:val="22"/>
           <w:szCs w:val="22"/>
           <w:rtl w:val="0"/>
         </w:rPr>
-        <w:t xml:space="preserve"> | May 2026</w:t>
+        <w:t xml:space="preserve"> | April </w:t>
+      </w:r>
+      <w:r>
+        <w:rPr>
+          <w:rFonts w:ascii="Arial" w:cs="Arial" w:eastAsia="Arial" w:hAnsi="Arial"/>
+          <w:i w:val="1"/>
+          <w:iCs w:val="1"/>
+          <w:sz w:val="22"/>
+          <w:szCs w:val="22"/>
+          <w:rtl w:val="0"/>
+        </w:rPr>
+        <w:t xml:space="preserve">202</w:t>
+      </w:r>
+      <w:r>
+        <w:rPr>
+          <w:i w:val="1"/>
+          <w:iCs w:val="1"/>
+          <w:sz w:val="22"/>
+          <w:szCs w:val="22"/>
+          <w:rtl w:val="0"/>
+        </w:rPr>
+        <w:t xml:space="preserve">6</w:t>
+      </w:r>
+      <w:r>
+        <w:rPr>
+          <w:rtl w:val="0"/>
+        </w:rPr>
       </w:r>
     </w:p>
     <w:p>
@@ -2411,34 +2792,12 @@
           <w:vertAlign w:val="baseline"/>
           <w:rtl w:val="0"/>
         </w:rPr>
-        <w:t xml:space="preserve">AI-powered webapp that aggregates news from multiple sources and auto-generates summaries for user-defined events (box office runs, elections, etc.)</w:t>
-      </w:r>
-      <w:r>
-        <w:rPr>
-          <w:sz w:val="22"/>
-          <w:szCs w:val="22"/>
-          <w:rtl w:val="0"/>
-        </w:rPr>
-        <w:t xml:space="preserve">,</w:t>
-      </w:r>
-      <w:r>
-        <w:rPr>
-          <w:rFonts w:ascii="Arial" w:cs="Arial" w:eastAsia="Arial" w:hAnsi="Arial"/>
-          <w:b w:val="0"/>
-          <w:bCs w:val="0"/>
-          <w:i w:val="0"/>
-          <w:iCs w:val="0"/>
-          <w:smallCaps w:val="0"/>
-          <w:strike w:val="0"/>
-          <w:color w:val="000000"/>
-          <w:sz w:val="22"/>
-          <w:szCs w:val="22"/>
-          <w:u w:val="none"/>
-          <w:shd w:fill="auto" w:val="clear"/>
-          <w:vertAlign w:val="baseline"/>
-          <w:rtl w:val="0"/>
-        </w:rPr>
-        <w:t xml:space="preserve"> eliminating manual tracking.</w:t>
+        <w:t xml:space="preserve">Full-stack mobile app with TMDB API integration for movie discovery; features include debounced search, bookmark functionality, and a profile section tracking search and save activity.</w:t>
+      </w:r>
+      <w:r>
+        <w:rPr>
+          <w:rtl w:val="0"/>
+        </w:rPr>
       </w:r>
     </w:p>
     <w:p>
@@ -2484,7 +2843,65 @@
           <w:vertAlign w:val="baseline"/>
           <w:rtl w:val="0"/>
         </w:rPr>
-        <w:t xml:space="preserve">Stack: React, News APIs, Claude/OpenAI API for summarization.</w:t>
+        <w:t xml:space="preserve">Backend via Appwrite (BaaS); custom trending algorithm</w:t>
+      </w:r>
+      <w:r>
+        <w:rPr>
+          <w:sz w:val="22"/>
+          <w:szCs w:val="22"/>
+          <w:rtl w:val="0"/>
+        </w:rPr>
+        <w:t xml:space="preserve">:</w:t>
+      </w:r>
+      <w:r>
+        <w:rPr>
+          <w:rFonts w:ascii="Arial" w:cs="Arial" w:eastAsia="Arial" w:hAnsi="Arial"/>
+          <w:b w:val="0"/>
+          <w:bCs w:val="0"/>
+          <w:i w:val="0"/>
+          <w:iCs w:val="0"/>
+          <w:smallCaps w:val="0"/>
+          <w:strike w:val="0"/>
+          <w:color w:val="000000"/>
+          <w:sz w:val="22"/>
+          <w:szCs w:val="22"/>
+          <w:u w:val="none"/>
+          <w:shd w:fill="auto" w:val="clear"/>
+          <w:vertAlign w:val="baseline"/>
+          <w:rtl w:val="0"/>
+        </w:rPr>
+        <w:t xml:space="preserve"> search frequency drives popularity ranking. Deployed web version on Vercel.</w:t>
+      </w:r>
+      <w:r>
+        <w:rPr>
+          <w:rtl w:val="0"/>
+        </w:rPr>
+      </w:r>
+    </w:p>
+    <w:p>
+      <w:pPr>
+        <w:pBdr>
+          <w:bottom w:color="2e74b5" w:space="1" w:sz="6" w:val="single"/>
+        </w:pBdr>
+        <w:spacing w:after="60" w:before="160" w:lineRule="auto"/>
+        <w:rPr/>
+      </w:pPr>
+      <w:r>
+        <w:rPr>
+          <w:rFonts w:ascii="Arial" w:cs="Arial" w:eastAsia="Arial" w:hAnsi="Arial"/>
+          <w:b w:val="1"/>
+          <w:bCs w:val="1"/>
+          <w:color w:val="2e74b5"/>
+          <w:sz w:val="24"/>
+          <w:szCs w:val="24"/>
+          <w:rtl w:val="0"/>
+        </w:rPr>
+        <w:t xml:space="preserve">EDUCATION</w:t>
+      </w:r>
+      <w:r>
+        <w:rPr>
+          <w:rtl w:val="0"/>
+        </w:rPr>
       </w:r>
     </w:p>
     <w:p>
@@ -2492,36 +2909,36 @@
         <w:tabs>
           <w:tab w:val="right" w:leader="none" w:pos="9360"/>
         </w:tabs>
-        <w:spacing w:after="30" w:before="100" w:lineRule="auto"/>
-        <w:rPr>
-          <w:sz w:val="22"/>
-          <w:szCs w:val="22"/>
-        </w:rPr>
-      </w:pPr>
-      <w:r>
-        <w:rPr>
-          <w:b w:val="1"/>
-          <w:bCs w:val="1"/>
-          <w:sz w:val="22"/>
-          <w:szCs w:val="22"/>
-          <w:rtl w:val="0"/>
-        </w:rPr>
-        <w:t xml:space="preserve">AI Powered </w:t>
-      </w:r>
-      <w:r>
-        <w:rPr>
-          <w:rFonts w:ascii="Arial" w:cs="Arial" w:eastAsia="Arial" w:hAnsi="Arial"/>
-          <w:b w:val="1"/>
-          <w:bCs w:val="1"/>
-          <w:sz w:val="22"/>
-          <w:szCs w:val="22"/>
-          <w:rtl w:val="0"/>
-        </w:rPr>
-        <w:t xml:space="preserve">Resume Analyzer</w:t>
-      </w:r>
-      <w:r>
-        <w:rPr>
-          <w:rFonts w:ascii="Arial" w:cs="Arial" w:eastAsia="Arial" w:hAnsi="Arial"/>
+        <w:spacing w:after="20" w:before="80" w:lineRule="auto"/>
+        <w:rPr>
+          <w:sz w:val="22"/>
+          <w:szCs w:val="22"/>
+        </w:rPr>
+      </w:pPr>
+      <w:r>
+        <w:rPr>
+          <w:rFonts w:ascii="Arial" w:cs="Arial" w:eastAsia="Arial" w:hAnsi="Arial"/>
+          <w:b w:val="1"/>
+          <w:bCs w:val="1"/>
+          <w:sz w:val="22"/>
+          <w:szCs w:val="22"/>
+          <w:rtl w:val="0"/>
+        </w:rPr>
+        <w:t xml:space="preserve">B.Tech, Electronics &amp; Instrumentation Engineering </w:t>
+      </w:r>
+      <w:r>
+        <w:rPr>
+          <w:sz w:val="22"/>
+          <w:szCs w:val="22"/>
+          <w:rtl w:val="0"/>
+        </w:rPr>
+        <w:t xml:space="preserve">|</w:t>
+      </w:r>
+      <w:r>
+        <w:rPr>
+          <w:rFonts w:ascii="Arial" w:cs="Arial" w:eastAsia="Arial" w:hAnsi="Arial"/>
+          <w:b w:val="1"/>
+          <w:bCs w:val="1"/>
           <w:sz w:val="22"/>
           <w:szCs w:val="22"/>
           <w:rtl w:val="0"/>
@@ -2530,64 +2947,172 @@
       </w:r>
       <w:r>
         <w:rPr>
-          <w:sz w:val="22"/>
-          <w:szCs w:val="22"/>
-          <w:rtl w:val="0"/>
-        </w:rPr>
-        <w:t xml:space="preserve">|</w:t>
-      </w:r>
-      <w:r>
-        <w:rPr>
-          <w:rFonts w:ascii="Arial" w:cs="Arial" w:eastAsia="Arial" w:hAnsi="Arial"/>
-          <w:sz w:val="22"/>
-          <w:szCs w:val="22"/>
-          <w:rtl w:val="0"/>
-        </w:rPr>
-        <w:t xml:space="preserve"> </w:t>
-      </w:r>
-      <w:hyperlink r:id="rId9">
-        <w:r>
-          <w:rPr>
-            <w:rFonts w:ascii="Arial" w:cs="Arial" w:eastAsia="Arial" w:hAnsi="Arial"/>
-            <w:color w:val="0563c1"/>
-            <w:sz w:val="22"/>
-            <w:szCs w:val="22"/>
-            <w:u w:val="single"/>
-            <w:rtl w:val="0"/>
-          </w:rPr>
-          <w:t xml:space="preserve">Live Demo</w:t>
-        </w:r>
-      </w:hyperlink>
-      <w:r>
-        <w:rPr>
-          <w:i w:val="1"/>
-          <w:iCs w:val="1"/>
-          <w:sz w:val="22"/>
-          <w:szCs w:val="22"/>
-          <w:rtl w:val="0"/>
-        </w:rPr>
-        <w:t xml:space="preserve"> | February </w:t>
-      </w:r>
-      <w:r>
-        <w:rPr>
-          <w:rFonts w:ascii="Arial" w:cs="Arial" w:eastAsia="Arial" w:hAnsi="Arial"/>
-          <w:i w:val="1"/>
-          <w:iCs w:val="1"/>
-          <w:sz w:val="22"/>
-          <w:szCs w:val="22"/>
-          <w:rtl w:val="0"/>
-        </w:rPr>
-        <w:t xml:space="preserve">202</w:t>
-      </w:r>
-      <w:r>
-        <w:rPr>
-          <w:i w:val="1"/>
-          <w:iCs w:val="1"/>
-          <w:sz w:val="22"/>
-          <w:szCs w:val="22"/>
-          <w:rtl w:val="0"/>
-        </w:rPr>
-        <w:t xml:space="preserve">6</w:t>
+          <w:rFonts w:ascii="Arial" w:cs="Arial" w:eastAsia="Arial" w:hAnsi="Arial"/>
+          <w:sz w:val="22"/>
+          <w:szCs w:val="22"/>
+          <w:rtl w:val="0"/>
+        </w:rPr>
+        <w:t xml:space="preserve">2018 </w:t>
+      </w:r>
+      <w:r>
+        <w:rPr>
+          <w:sz w:val="22"/>
+          <w:szCs w:val="22"/>
+          <w:rtl w:val="0"/>
+        </w:rPr>
+        <w:t xml:space="preserve">-</w:t>
+      </w:r>
+      <w:r>
+        <w:rPr>
+          <w:rFonts w:ascii="Arial" w:cs="Arial" w:eastAsia="Arial" w:hAnsi="Arial"/>
+          <w:sz w:val="22"/>
+          <w:szCs w:val="22"/>
+          <w:rtl w:val="0"/>
+        </w:rPr>
+        <w:t xml:space="preserve"> 2022</w:t>
+      </w:r>
+      <w:r>
+        <w:rPr>
+          <w:rtl w:val="0"/>
+        </w:rPr>
+      </w:r>
+    </w:p>
+    <w:p>
+      <w:pPr>
+        <w:spacing w:after="40" w:lineRule="auto"/>
+        <w:rPr>
+          <w:sz w:val="22"/>
+          <w:szCs w:val="22"/>
+        </w:rPr>
+      </w:pPr>
+      <w:r>
+        <w:rPr>
+          <w:rFonts w:ascii="Arial" w:cs="Arial" w:eastAsia="Arial" w:hAnsi="Arial"/>
+          <w:sz w:val="22"/>
+          <w:szCs w:val="22"/>
+          <w:rtl w:val="0"/>
+        </w:rPr>
+        <w:t xml:space="preserve">Manipal Institute of Technology  |  CGPA: 7.06</w:t>
+      </w:r>
+      <w:r>
+        <w:rPr>
+          <w:rtl w:val="0"/>
+        </w:rPr>
+      </w:r>
+    </w:p>
+    <w:p>
+      <w:pPr>
+        <w:pBdr>
+          <w:bottom w:color="2e74b5" w:space="1" w:sz="6" w:val="single"/>
+        </w:pBdr>
+        <w:spacing w:after="60" w:before="160" w:lineRule="auto"/>
+        <w:rPr/>
+      </w:pPr>
+      <w:r>
+        <w:rPr>
+          <w:rFonts w:ascii="Arial" w:cs="Arial" w:eastAsia="Arial" w:hAnsi="Arial"/>
+          <w:b w:val="1"/>
+          <w:bCs w:val="1"/>
+          <w:color w:val="2e74b5"/>
+          <w:sz w:val="24"/>
+          <w:szCs w:val="24"/>
+          <w:rtl w:val="0"/>
+        </w:rPr>
+        <w:t xml:space="preserve">CERTIFICATIONS</w:t>
+      </w:r>
+      <w:r>
+        <w:rPr>
+          <w:rtl w:val="0"/>
+        </w:rPr>
+      </w:r>
+    </w:p>
+    <w:p>
+      <w:pPr>
+        <w:spacing w:after="20" w:before="60" w:lineRule="auto"/>
+        <w:rPr>
+          <w:sz w:val="22"/>
+          <w:szCs w:val="22"/>
+        </w:rPr>
+      </w:pPr>
+      <w:r>
+        <w:rPr>
+          <w:rFonts w:ascii="Arial" w:cs="Arial" w:eastAsia="Arial" w:hAnsi="Arial"/>
+          <w:b w:val="1"/>
+          <w:bCs w:val="1"/>
+          <w:sz w:val="22"/>
+          <w:szCs w:val="22"/>
+          <w:rtl w:val="0"/>
+        </w:rPr>
+        <w:t xml:space="preserve">Mphasis TalentNext: </w:t>
+      </w:r>
+      <w:r>
+        <w:rPr>
+          <w:rFonts w:ascii="Arial" w:cs="Arial" w:eastAsia="Arial" w:hAnsi="Arial"/>
+          <w:sz w:val="22"/>
+          <w:szCs w:val="22"/>
+          <w:rtl w:val="0"/>
+        </w:rPr>
+        <w:t xml:space="preserve">React.js, Angular 10, TypeScript, SQL with MySQL, HTML5 &amp; CSS3, Git, GitHub Copilot, Agile Development</w:t>
+      </w:r>
+      <w:r>
+        <w:rPr>
+          <w:rtl w:val="0"/>
+        </w:rPr>
+      </w:r>
+    </w:p>
+    <w:p>
+      <w:pPr>
+        <w:spacing w:after="20" w:lineRule="auto"/>
+        <w:rPr>
+          <w:sz w:val="22"/>
+          <w:szCs w:val="22"/>
+        </w:rPr>
+      </w:pPr>
+      <w:r>
+        <w:rPr>
+          <w:rFonts w:ascii="Arial" w:cs="Arial" w:eastAsia="Arial" w:hAnsi="Arial"/>
+          <w:b w:val="1"/>
+          <w:bCs w:val="1"/>
+          <w:sz w:val="22"/>
+          <w:szCs w:val="22"/>
+          <w:rtl w:val="0"/>
+        </w:rPr>
+        <w:t xml:space="preserve">Other: </w:t>
+      </w:r>
+      <w:r>
+        <w:rPr>
+          <w:rFonts w:ascii="Arial" w:cs="Arial" w:eastAsia="Arial" w:hAnsi="Arial"/>
+          <w:sz w:val="22"/>
+          <w:szCs w:val="22"/>
+          <w:rtl w:val="0"/>
+        </w:rPr>
+        <w:t xml:space="preserve">AI (SmartKnower), Interactive Python (Coursera), UX Design (Coursera)</w:t>
+      </w:r>
+      <w:r>
+        <w:rPr>
+          <w:rtl w:val="0"/>
+        </w:rPr>
+      </w:r>
+    </w:p>
+    <w:p>
+      <w:pPr>
+        <w:pBdr>
+          <w:bottom w:color="2e74b5" w:space="1" w:sz="6" w:val="single"/>
+        </w:pBdr>
+        <w:spacing w:after="60" w:before="160" w:lineRule="auto"/>
+        <w:rPr/>
+      </w:pPr>
+      <w:r>
+        <w:rPr>
+          <w:rFonts w:ascii="Arial" w:cs="Arial" w:eastAsia="Arial" w:hAnsi="Arial"/>
+          <w:b w:val="1"/>
+          <w:bCs w:val="1"/>
+          <w:color w:val="2e74b5"/>
+          <w:sz w:val="24"/>
+          <w:szCs w:val="24"/>
+          <w:rtl w:val="0"/>
+        </w:rPr>
+        <w:t xml:space="preserve">ACHIEVEMENTS</w:t>
       </w:r>
       <w:r>
         <w:rPr>
@@ -2638,7 +3163,39 @@
           <w:vertAlign w:val="baseline"/>
           <w:rtl w:val="0"/>
         </w:rPr>
-        <w:t xml:space="preserve">Frontend tool that analyzes a resume against a job description using the OpenAI API, providing match scoring and gap analysis.</w:t>
+        <w:t xml:space="preserve">2nd Place </w:t>
+      </w:r>
+      <w:r>
+        <w:rPr>
+          <w:sz w:val="22"/>
+          <w:szCs w:val="22"/>
+          <w:rtl w:val="0"/>
+        </w:rPr>
+        <w:t xml:space="preserve">-</w:t>
+      </w:r>
+      <w:r>
+        <w:rPr>
+          <w:rFonts w:ascii="Arial" w:cs="Arial" w:eastAsia="Arial" w:hAnsi="Arial"/>
+          <w:b w:val="0"/>
+          <w:bCs w:val="0"/>
+          <w:i w:val="0"/>
+          <w:iCs w:val="0"/>
+          <w:smallCaps w:val="0"/>
+          <w:strike w:val="0"/>
+          <w:color w:val="000000"/>
+          <w:sz w:val="22"/>
+          <w:szCs w:val="22"/>
+          <w:u w:val="none"/>
+          <w:shd w:fill="auto" w:val="clear"/>
+          <w:vertAlign w:val="baseline"/>
+          <w:rtl w:val="0"/>
+        </w:rPr>
+        <w:t xml:space="preserve"> 132nd International MUN (2022)</w:t>
+      </w:r>
+      <w:r>
+        <w:rPr>
+          <w:rtl w:val="0"/>
+        </w:rPr>
       </w:r>
     </w:p>
     <w:p>
@@ -2684,100 +3241,34 @@
           <w:vertAlign w:val="baseline"/>
           <w:rtl w:val="0"/>
         </w:rPr>
-        <w:t xml:space="preserve">Built with React; implemented full CI/CD pipeline using Jenkins branch-based PR workflow with automated build validation before merge.</w:t>
-      </w:r>
-    </w:p>
-    <w:p>
-      <w:pPr>
-        <w:tabs>
-          <w:tab w:val="right" w:leader="none" w:pos="9360"/>
-        </w:tabs>
-        <w:spacing w:after="30" w:before="100" w:lineRule="auto"/>
-        <w:rPr>
-          <w:sz w:val="22"/>
-          <w:szCs w:val="22"/>
-        </w:rPr>
-      </w:pPr>
-      <w:r>
-        <w:rPr>
-          <w:rFonts w:ascii="Arial" w:cs="Arial" w:eastAsia="Arial" w:hAnsi="Arial"/>
-          <w:b w:val="1"/>
-          <w:bCs w:val="1"/>
-          <w:sz w:val="22"/>
-          <w:szCs w:val="22"/>
-          <w:rtl w:val="0"/>
-        </w:rPr>
-        <w:t xml:space="preserve">React Native Movie App</w:t>
-      </w:r>
-      <w:r>
-        <w:rPr>
-          <w:rFonts w:ascii="Arial" w:cs="Arial" w:eastAsia="Arial" w:hAnsi="Arial"/>
-          <w:sz w:val="22"/>
-          <w:szCs w:val="22"/>
-          <w:rtl w:val="0"/>
-        </w:rPr>
-        <w:t xml:space="preserve"> </w:t>
-      </w:r>
-      <w:r>
-        <w:rPr>
-          <w:sz w:val="22"/>
-          <w:szCs w:val="22"/>
-          <w:rtl w:val="0"/>
-        </w:rPr>
-        <w:t xml:space="preserve">|</w:t>
-      </w:r>
-      <w:r>
-        <w:rPr>
-          <w:rFonts w:ascii="Arial" w:cs="Arial" w:eastAsia="Arial" w:hAnsi="Arial"/>
-          <w:sz w:val="22"/>
-          <w:szCs w:val="22"/>
-          <w:rtl w:val="0"/>
-        </w:rPr>
-        <w:t xml:space="preserve"> </w:t>
-      </w:r>
-      <w:hyperlink r:id="rId10">
-        <w:r>
-          <w:rPr>
-            <w:rFonts w:ascii="Arial" w:cs="Arial" w:eastAsia="Arial" w:hAnsi="Arial"/>
-            <w:color w:val="0563c1"/>
-            <w:sz w:val="22"/>
-            <w:szCs w:val="22"/>
-            <w:u w:val="single"/>
-            <w:rtl w:val="0"/>
-          </w:rPr>
-          <w:t xml:space="preserve">Live Demo</w:t>
-        </w:r>
-      </w:hyperlink>
-      <w:r>
-        <w:rPr>
-          <w:i w:val="1"/>
-          <w:iCs w:val="1"/>
-          <w:sz w:val="22"/>
-          <w:szCs w:val="22"/>
-          <w:rtl w:val="0"/>
-        </w:rPr>
-        <w:t xml:space="preserve"> | April </w:t>
-      </w:r>
-      <w:r>
-        <w:rPr>
-          <w:rFonts w:ascii="Arial" w:cs="Arial" w:eastAsia="Arial" w:hAnsi="Arial"/>
-          <w:i w:val="1"/>
-          <w:iCs w:val="1"/>
-          <w:sz w:val="22"/>
-          <w:szCs w:val="22"/>
-          <w:rtl w:val="0"/>
-        </w:rPr>
-        <w:t xml:space="preserve">202</w:t>
-      </w:r>
-      <w:r>
-        <w:rPr>
-          <w:i w:val="1"/>
-          <w:iCs w:val="1"/>
-          <w:sz w:val="22"/>
-          <w:szCs w:val="22"/>
-          <w:rtl w:val="0"/>
-        </w:rPr>
-        <w:t xml:space="preserve">6</w:t>
+        <w:t xml:space="preserve">Top 5 </w:t>
+      </w:r>
+      <w:r>
+        <w:rPr>
+          <w:sz w:val="22"/>
+          <w:szCs w:val="22"/>
+          <w:rtl w:val="0"/>
+        </w:rPr>
+        <w:t xml:space="preserve">-</w:t>
+      </w:r>
+      <w:r>
+        <w:rPr>
+          <w:rFonts w:ascii="Arial" w:cs="Arial" w:eastAsia="Arial" w:hAnsi="Arial"/>
+          <w:b w:val="0"/>
+          <w:bCs w:val="0"/>
+          <w:i w:val="0"/>
+          <w:iCs w:val="0"/>
+          <w:smallCaps w:val="0"/>
+          <w:strike w:val="0"/>
+          <w:color w:val="000000"/>
+          <w:sz w:val="22"/>
+          <w:szCs w:val="22"/>
+          <w:u w:val="none"/>
+          <w:shd w:fill="auto" w:val="clear"/>
+          <w:vertAlign w:val="baseline"/>
+          <w:rtl w:val="0"/>
+        </w:rPr>
+        <w:t xml:space="preserve"> TCS Techbytes Regional Quiz (2021)</w:t>
       </w:r>
       <w:r>
         <w:rPr>
@@ -2828,35 +3319,16 @@
           <w:vertAlign w:val="baseline"/>
           <w:rtl w:val="0"/>
         </w:rPr>
-        <w:t xml:space="preserve">Full-stack mobile app with TMDB API integration for movie discovery; features include debounced search, bookmark functionality, and a profile section tracking search and save activity.</w:t>
-      </w:r>
-    </w:p>
-    <w:p>
-      <w:pPr>
-        <w:keepNext w:val="0"/>
-        <w:keepLines w:val="0"/>
-        <w:pageBreakBefore w:val="0"/>
-        <w:widowControl w:val="1"/>
-        <w:numPr>
-          <w:ilvl w:val="0"/>
-          <w:numId w:val="1"/>
-        </w:numPr>
-        <w:pBdr>
-          <w:top w:space="0" w:sz="0" w:val="nil"/>
-          <w:left w:space="0" w:sz="0" w:val="nil"/>
-          <w:bottom w:space="0" w:sz="0" w:val="nil"/>
-          <w:right w:space="0" w:sz="0" w:val="nil"/>
-          <w:between w:space="0" w:sz="0" w:val="nil"/>
-        </w:pBdr>
-        <w:shd w:fill="auto" w:val="clear"/>
-        <w:spacing w:after="20" w:before="20" w:line="240" w:lineRule="auto"/>
-        <w:ind w:left="360" w:right="0" w:hanging="180"/>
-        <w:jc w:val="left"/>
-        <w:rPr>
-          <w:sz w:val="22"/>
-          <w:szCs w:val="22"/>
-        </w:rPr>
-      </w:pPr>
+        <w:t xml:space="preserve">Core Member </w:t>
+      </w:r>
+      <w:r>
+        <w:rPr>
+          <w:sz w:val="22"/>
+          <w:szCs w:val="22"/>
+          <w:rtl w:val="0"/>
+        </w:rPr>
+        <w:t xml:space="preserve">-</w:t>
+      </w:r>
       <w:r>
         <w:rPr>
           <w:rFonts w:ascii="Arial" w:cs="Arial" w:eastAsia="Arial" w:hAnsi="Arial"/>
@@ -2874,495 +3346,12 @@
           <w:vertAlign w:val="baseline"/>
           <w:rtl w:val="0"/>
         </w:rPr>
-        <w:t xml:space="preserve">Backend via Appwrite (BaaS); custom trending algorithm</w:t>
-      </w:r>
-      <w:r>
-        <w:rPr>
-          <w:sz w:val="22"/>
-          <w:szCs w:val="22"/>
-          <w:rtl w:val="0"/>
-        </w:rPr>
-        <w:t xml:space="preserve">:</w:t>
-      </w:r>
-      <w:r>
-        <w:rPr>
-          <w:rFonts w:ascii="Arial" w:cs="Arial" w:eastAsia="Arial" w:hAnsi="Arial"/>
-          <w:b w:val="0"/>
-          <w:bCs w:val="0"/>
-          <w:i w:val="0"/>
-          <w:iCs w:val="0"/>
-          <w:smallCaps w:val="0"/>
-          <w:strike w:val="0"/>
-          <w:color w:val="000000"/>
-          <w:sz w:val="22"/>
-          <w:szCs w:val="22"/>
-          <w:u w:val="none"/>
-          <w:shd w:fill="auto" w:val="clear"/>
-          <w:vertAlign w:val="baseline"/>
-          <w:rtl w:val="0"/>
-        </w:rPr>
-        <w:t xml:space="preserve"> search frequency drives popularity ranking. Deployed web version on Vercel.</w:t>
-      </w:r>
-    </w:p>
-    <w:p>
-      <w:pPr>
-        <w:pBdr>
-          <w:bottom w:color="2e74b5" w:space="1" w:sz="6" w:val="single"/>
-        </w:pBdr>
-        <w:spacing w:after="60" w:before="160" w:lineRule="auto"/>
-        <w:rPr/>
-      </w:pPr>
-      <w:r>
-        <w:rPr>
-          <w:rFonts w:ascii="Arial" w:cs="Arial" w:eastAsia="Arial" w:hAnsi="Arial"/>
-          <w:b w:val="1"/>
-          <w:bCs w:val="1"/>
-          <w:color w:val="2e74b5"/>
-          <w:sz w:val="24"/>
-          <w:szCs w:val="24"/>
-          <w:rtl w:val="0"/>
-        </w:rPr>
-        <w:t xml:space="preserve">EDUCATION</w:t>
-      </w:r>
-      <w:r>
-        <w:rPr>
-          <w:rtl w:val="0"/>
-        </w:rPr>
-      </w:r>
-    </w:p>
-    <w:p>
-      <w:pPr>
-        <w:tabs>
-          <w:tab w:val="right" w:leader="none" w:pos="9360"/>
-        </w:tabs>
-        <w:spacing w:after="20" w:before="80" w:lineRule="auto"/>
-        <w:rPr>
-          <w:sz w:val="22"/>
-          <w:szCs w:val="22"/>
-        </w:rPr>
-      </w:pPr>
-      <w:r>
-        <w:rPr>
-          <w:rFonts w:ascii="Arial" w:cs="Arial" w:eastAsia="Arial" w:hAnsi="Arial"/>
-          <w:b w:val="1"/>
-          <w:bCs w:val="1"/>
-          <w:sz w:val="22"/>
-          <w:szCs w:val="22"/>
-          <w:rtl w:val="0"/>
-        </w:rPr>
-        <w:t xml:space="preserve">B.Tech, Electronics &amp; Instrumentation Engineering </w:t>
-      </w:r>
-      <w:r>
-        <w:rPr>
-          <w:sz w:val="22"/>
-          <w:szCs w:val="22"/>
-          <w:rtl w:val="0"/>
-        </w:rPr>
-        <w:t xml:space="preserve">|</w:t>
-      </w:r>
-      <w:r>
-        <w:rPr>
-          <w:rFonts w:ascii="Arial" w:cs="Arial" w:eastAsia="Arial" w:hAnsi="Arial"/>
-          <w:b w:val="1"/>
-          <w:bCs w:val="1"/>
-          <w:sz w:val="22"/>
-          <w:szCs w:val="22"/>
-          <w:rtl w:val="0"/>
-        </w:rPr>
-        <w:t xml:space="preserve"> </w:t>
-      </w:r>
-      <w:r>
-        <w:rPr>
-          <w:rFonts w:ascii="Arial" w:cs="Arial" w:eastAsia="Arial" w:hAnsi="Arial"/>
-          <w:sz w:val="22"/>
-          <w:szCs w:val="22"/>
-          <w:rtl w:val="0"/>
-        </w:rPr>
-        <w:t xml:space="preserve">2018 </w:t>
-      </w:r>
-      <w:r>
-        <w:rPr>
-          <w:sz w:val="22"/>
-          <w:szCs w:val="22"/>
-          <w:rtl w:val="0"/>
-        </w:rPr>
-        <w:t xml:space="preserve">-</w:t>
-      </w:r>
-      <w:r>
-        <w:rPr>
-          <w:rFonts w:ascii="Arial" w:cs="Arial" w:eastAsia="Arial" w:hAnsi="Arial"/>
-          <w:sz w:val="22"/>
-          <w:szCs w:val="22"/>
-          <w:rtl w:val="0"/>
-        </w:rPr>
-        <w:t xml:space="preserve"> 2022</w:t>
-      </w:r>
-      <w:r>
-        <w:rPr>
-          <w:rtl w:val="0"/>
-        </w:rPr>
-      </w:r>
-    </w:p>
-    <w:p>
-      <w:pPr>
-        <w:spacing w:after="40" w:lineRule="auto"/>
-        <w:rPr>
-          <w:sz w:val="22"/>
-          <w:szCs w:val="22"/>
-        </w:rPr>
-      </w:pPr>
-      <w:r>
-        <w:rPr>
-          <w:rFonts w:ascii="Arial" w:cs="Arial" w:eastAsia="Arial" w:hAnsi="Arial"/>
-          <w:sz w:val="22"/>
-          <w:szCs w:val="22"/>
-          <w:rtl w:val="0"/>
-        </w:rPr>
-        <w:t xml:space="preserve">Manipal Institute of Technology  |  CGPA: 7.06</w:t>
-      </w:r>
-      <w:r>
-        <w:rPr>
-          <w:rtl w:val="0"/>
-        </w:rPr>
-      </w:r>
-    </w:p>
-    <w:p>
-      <w:pPr>
-        <w:pBdr>
-          <w:bottom w:color="2e74b5" w:space="1" w:sz="6" w:val="single"/>
-        </w:pBdr>
-        <w:spacing w:after="60" w:before="160" w:lineRule="auto"/>
-        <w:rPr/>
-      </w:pPr>
-      <w:r>
-        <w:rPr>
-          <w:rFonts w:ascii="Arial" w:cs="Arial" w:eastAsia="Arial" w:hAnsi="Arial"/>
-          <w:b w:val="1"/>
-          <w:bCs w:val="1"/>
-          <w:color w:val="2e74b5"/>
-          <w:sz w:val="24"/>
-          <w:szCs w:val="24"/>
-          <w:rtl w:val="0"/>
-        </w:rPr>
-        <w:t xml:space="preserve">CERTIFICATIONS</w:t>
-      </w:r>
-      <w:r>
-        <w:rPr>
-          <w:rtl w:val="0"/>
-        </w:rPr>
-      </w:r>
-    </w:p>
-    <w:p>
-      <w:pPr>
-        <w:spacing w:after="20" w:before="60" w:lineRule="auto"/>
-        <w:rPr>
-          <w:sz w:val="22"/>
-          <w:szCs w:val="22"/>
-        </w:rPr>
-      </w:pPr>
-      <w:r>
-        <w:rPr>
-          <w:rFonts w:ascii="Arial" w:cs="Arial" w:eastAsia="Arial" w:hAnsi="Arial"/>
-          <w:b w:val="1"/>
-          <w:bCs w:val="1"/>
-          <w:sz w:val="22"/>
-          <w:szCs w:val="22"/>
-          <w:rtl w:val="0"/>
-        </w:rPr>
-        <w:t xml:space="preserve">Mphasis TalentNext: </w:t>
-      </w:r>
-      <w:r>
-        <w:rPr>
-          <w:rFonts w:ascii="Arial" w:cs="Arial" w:eastAsia="Arial" w:hAnsi="Arial"/>
-          <w:sz w:val="22"/>
-          <w:szCs w:val="22"/>
-          <w:rtl w:val="0"/>
-        </w:rPr>
-        <w:t xml:space="preserve">React.js, Angular 10, TypeScript, SQL with MySQL, HTML5 &amp; CSS3, Git, GitHub Copilot, Agile Development</w:t>
-      </w:r>
-      <w:r>
-        <w:rPr>
-          <w:rtl w:val="0"/>
-        </w:rPr>
-      </w:r>
-    </w:p>
-    <w:p>
-      <w:pPr>
-        <w:spacing w:after="20" w:lineRule="auto"/>
-        <w:rPr>
-          <w:sz w:val="22"/>
-          <w:szCs w:val="22"/>
-        </w:rPr>
-      </w:pPr>
-      <w:r>
-        <w:rPr>
-          <w:rFonts w:ascii="Arial" w:cs="Arial" w:eastAsia="Arial" w:hAnsi="Arial"/>
-          <w:b w:val="1"/>
-          <w:bCs w:val="1"/>
-          <w:sz w:val="22"/>
-          <w:szCs w:val="22"/>
-          <w:rtl w:val="0"/>
-        </w:rPr>
-        <w:t xml:space="preserve">Other: </w:t>
-      </w:r>
-      <w:r>
-        <w:rPr>
-          <w:rFonts w:ascii="Arial" w:cs="Arial" w:eastAsia="Arial" w:hAnsi="Arial"/>
-          <w:sz w:val="22"/>
-          <w:szCs w:val="22"/>
-          <w:rtl w:val="0"/>
-        </w:rPr>
-        <w:t xml:space="preserve">AI (SmartKnower), Interactive Python (Coursera), UX Design (Coursera)</w:t>
-      </w:r>
-      <w:r>
-        <w:rPr>
-          <w:rtl w:val="0"/>
-        </w:rPr>
-      </w:r>
-    </w:p>
-    <w:p>
-      <w:pPr>
-        <w:pBdr>
-          <w:bottom w:color="2e74b5" w:space="1" w:sz="6" w:val="single"/>
-        </w:pBdr>
-        <w:spacing w:after="60" w:before="160" w:lineRule="auto"/>
-        <w:rPr/>
-      </w:pPr>
-      <w:r>
-        <w:rPr>
-          <w:rFonts w:ascii="Arial" w:cs="Arial" w:eastAsia="Arial" w:hAnsi="Arial"/>
-          <w:b w:val="1"/>
-          <w:bCs w:val="1"/>
-          <w:color w:val="2e74b5"/>
-          <w:sz w:val="24"/>
-          <w:szCs w:val="24"/>
-          <w:rtl w:val="0"/>
-        </w:rPr>
-        <w:t xml:space="preserve">ACHIEVEMENTS</w:t>
-      </w:r>
-      <w:r>
-        <w:rPr>
-          <w:rtl w:val="0"/>
-        </w:rPr>
-      </w:r>
-    </w:p>
-    <w:p>
-      <w:pPr>
-        <w:keepNext w:val="0"/>
-        <w:keepLines w:val="0"/>
-        <w:pageBreakBefore w:val="0"/>
-        <w:widowControl w:val="1"/>
-        <w:numPr>
-          <w:ilvl w:val="0"/>
-          <w:numId w:val="1"/>
-        </w:numPr>
-        <w:pBdr>
-          <w:top w:space="0" w:sz="0" w:val="nil"/>
-          <w:left w:space="0" w:sz="0" w:val="nil"/>
-          <w:bottom w:space="0" w:sz="0" w:val="nil"/>
-          <w:right w:space="0" w:sz="0" w:val="nil"/>
-          <w:between w:space="0" w:sz="0" w:val="nil"/>
-        </w:pBdr>
-        <w:shd w:fill="auto" w:val="clear"/>
-        <w:spacing w:after="20" w:before="20" w:line="240" w:lineRule="auto"/>
-        <w:ind w:left="360" w:right="0" w:hanging="180"/>
-        <w:jc w:val="left"/>
-        <w:rPr>
-          <w:sz w:val="22"/>
-          <w:szCs w:val="22"/>
-        </w:rPr>
-      </w:pPr>
-      <w:r>
-        <w:rPr>
-          <w:rFonts w:ascii="Arial" w:cs="Arial" w:eastAsia="Arial" w:hAnsi="Arial"/>
-          <w:b w:val="0"/>
-          <w:bCs w:val="0"/>
-          <w:i w:val="0"/>
-          <w:iCs w:val="0"/>
-          <w:smallCaps w:val="0"/>
-          <w:strike w:val="0"/>
-          <w:color w:val="000000"/>
-          <w:sz w:val="22"/>
-          <w:szCs w:val="22"/>
-          <w:u w:val="none"/>
-          <w:shd w:fill="auto" w:val="clear"/>
-          <w:vertAlign w:val="baseline"/>
-          <w:rtl w:val="0"/>
-        </w:rPr>
-        <w:t xml:space="preserve">2nd Place </w:t>
-      </w:r>
-      <w:r>
-        <w:rPr>
-          <w:sz w:val="22"/>
-          <w:szCs w:val="22"/>
-          <w:rtl w:val="0"/>
-        </w:rPr>
-        <w:t xml:space="preserve">-</w:t>
-      </w:r>
-      <w:r>
-        <w:rPr>
-          <w:rFonts w:ascii="Arial" w:cs="Arial" w:eastAsia="Arial" w:hAnsi="Arial"/>
-          <w:b w:val="0"/>
-          <w:bCs w:val="0"/>
-          <w:i w:val="0"/>
-          <w:iCs w:val="0"/>
-          <w:smallCaps w:val="0"/>
-          <w:strike w:val="0"/>
-          <w:color w:val="000000"/>
-          <w:sz w:val="22"/>
-          <w:szCs w:val="22"/>
-          <w:u w:val="none"/>
-          <w:shd w:fill="auto" w:val="clear"/>
-          <w:vertAlign w:val="baseline"/>
-          <w:rtl w:val="0"/>
-        </w:rPr>
-        <w:t xml:space="preserve"> 132nd International MUN (2022)</w:t>
-      </w:r>
-    </w:p>
-    <w:p>
-      <w:pPr>
-        <w:keepNext w:val="0"/>
-        <w:keepLines w:val="0"/>
-        <w:pageBreakBefore w:val="0"/>
-        <w:widowControl w:val="1"/>
-        <w:numPr>
-          <w:ilvl w:val="0"/>
-          <w:numId w:val="1"/>
-        </w:numPr>
-        <w:pBdr>
-          <w:top w:space="0" w:sz="0" w:val="nil"/>
-          <w:left w:space="0" w:sz="0" w:val="nil"/>
-          <w:bottom w:space="0" w:sz="0" w:val="nil"/>
-          <w:right w:space="0" w:sz="0" w:val="nil"/>
-          <w:between w:space="0" w:sz="0" w:val="nil"/>
-        </w:pBdr>
-        <w:shd w:fill="auto" w:val="clear"/>
-        <w:spacing w:after="20" w:before="20" w:line="240" w:lineRule="auto"/>
-        <w:ind w:left="360" w:right="0" w:hanging="180"/>
-        <w:jc w:val="left"/>
-        <w:rPr>
-          <w:sz w:val="22"/>
-          <w:szCs w:val="22"/>
-        </w:rPr>
-      </w:pPr>
-      <w:r>
-        <w:rPr>
-          <w:rFonts w:ascii="Arial" w:cs="Arial" w:eastAsia="Arial" w:hAnsi="Arial"/>
-          <w:b w:val="0"/>
-          <w:bCs w:val="0"/>
-          <w:i w:val="0"/>
-          <w:iCs w:val="0"/>
-          <w:smallCaps w:val="0"/>
-          <w:strike w:val="0"/>
-          <w:color w:val="000000"/>
-          <w:sz w:val="22"/>
-          <w:szCs w:val="22"/>
-          <w:u w:val="none"/>
-          <w:shd w:fill="auto" w:val="clear"/>
-          <w:vertAlign w:val="baseline"/>
-          <w:rtl w:val="0"/>
-        </w:rPr>
-        <w:t xml:space="preserve">Top 5 </w:t>
-      </w:r>
-      <w:r>
-        <w:rPr>
-          <w:sz w:val="22"/>
-          <w:szCs w:val="22"/>
-          <w:rtl w:val="0"/>
-        </w:rPr>
-        <w:t xml:space="preserve">-</w:t>
-      </w:r>
-      <w:r>
-        <w:rPr>
-          <w:rFonts w:ascii="Arial" w:cs="Arial" w:eastAsia="Arial" w:hAnsi="Arial"/>
-          <w:b w:val="0"/>
-          <w:bCs w:val="0"/>
-          <w:i w:val="0"/>
-          <w:iCs w:val="0"/>
-          <w:smallCaps w:val="0"/>
-          <w:strike w:val="0"/>
-          <w:color w:val="000000"/>
-          <w:sz w:val="22"/>
-          <w:szCs w:val="22"/>
-          <w:u w:val="none"/>
-          <w:shd w:fill="auto" w:val="clear"/>
-          <w:vertAlign w:val="baseline"/>
-          <w:rtl w:val="0"/>
-        </w:rPr>
-        <w:t xml:space="preserve"> TCS Techbytes Regional Quiz (2021)</w:t>
-      </w:r>
-    </w:p>
-    <w:p>
-      <w:pPr>
-        <w:keepNext w:val="0"/>
-        <w:keepLines w:val="0"/>
-        <w:pageBreakBefore w:val="0"/>
-        <w:widowControl w:val="1"/>
-        <w:numPr>
-          <w:ilvl w:val="0"/>
-          <w:numId w:val="1"/>
-        </w:numPr>
-        <w:pBdr>
-          <w:top w:space="0" w:sz="0" w:val="nil"/>
-          <w:left w:space="0" w:sz="0" w:val="nil"/>
-          <w:bottom w:space="0" w:sz="0" w:val="nil"/>
-          <w:right w:space="0" w:sz="0" w:val="nil"/>
-          <w:between w:space="0" w:sz="0" w:val="nil"/>
-        </w:pBdr>
-        <w:shd w:fill="auto" w:val="clear"/>
-        <w:spacing w:after="20" w:before="20" w:line="240" w:lineRule="auto"/>
-        <w:ind w:left="360" w:right="0" w:hanging="180"/>
-        <w:jc w:val="left"/>
-        <w:rPr>
-          <w:sz w:val="22"/>
-          <w:szCs w:val="22"/>
-        </w:rPr>
-      </w:pPr>
-      <w:r>
-        <w:rPr>
-          <w:rFonts w:ascii="Arial" w:cs="Arial" w:eastAsia="Arial" w:hAnsi="Arial"/>
-          <w:b w:val="0"/>
-          <w:bCs w:val="0"/>
-          <w:i w:val="0"/>
-          <w:iCs w:val="0"/>
-          <w:smallCaps w:val="0"/>
-          <w:strike w:val="0"/>
-          <w:color w:val="000000"/>
-          <w:sz w:val="22"/>
-          <w:szCs w:val="22"/>
-          <w:u w:val="none"/>
-          <w:shd w:fill="auto" w:val="clear"/>
-          <w:vertAlign w:val="baseline"/>
-          <w:rtl w:val="0"/>
-        </w:rPr>
-        <w:t xml:space="preserve">Core Member </w:t>
-      </w:r>
-      <w:r>
-        <w:rPr>
-          <w:sz w:val="22"/>
-          <w:szCs w:val="22"/>
-          <w:rtl w:val="0"/>
-        </w:rPr>
-        <w:t xml:space="preserve">-</w:t>
-      </w:r>
-      <w:r>
-        <w:rPr>
-          <w:rFonts w:ascii="Arial" w:cs="Arial" w:eastAsia="Arial" w:hAnsi="Arial"/>
-          <w:b w:val="0"/>
-          <w:bCs w:val="0"/>
-          <w:i w:val="0"/>
-          <w:iCs w:val="0"/>
-          <w:smallCaps w:val="0"/>
-          <w:strike w:val="0"/>
-          <w:color w:val="000000"/>
-          <w:sz w:val="22"/>
-          <w:szCs w:val="22"/>
-          <w:u w:val="none"/>
-          <w:shd w:fill="auto" w:val="clear"/>
-          <w:vertAlign w:val="baseline"/>
-          <w:rtl w:val="0"/>
-        </w:rPr>
         <w:t xml:space="preserve"> Team Combat Robotics, Manipal (2019–2021)</w:t>
+      </w:r>
+      <w:r>
+        <w:rPr>
+          <w:rtl w:val="0"/>
+        </w:rPr>
       </w:r>
     </w:p>
     <w:sectPr>
@@ -4099,4 +4088,19 @@
   </a:objectDefaults>
   <a:extraClrSchemeLst/>
 </a:theme>
+</file>
+
+<file path=customXML/item1.xml><?xml version="1.0" encoding="utf-8"?>
+<go:gDocsCustomXmlDataStorage xmlns:go="http://customooxmlschemas.google.com/" xmlns:r="http://schemas.openxmlformats.org/officeDocument/2006/relationships" uri="GoogleDocsCustomDataVersion2">
+  <go:docsCustomData xmlns:go="http://customooxmlschemas.google.com/" roundtripDataSignature="AMtx7miCPBeOd8sknIeSAmEvTNnwddm3tQ==">CgMxLjA4AHIhMXE5V3Zhc2w3MjkySW52eGtfNjdWUUQ4SnpsallRMDRS</go:docsCustomData>
+</go:gDocsCustomXmlDataStorage>
+</file>
+
+<file path=customXML/itemProps1.xml><?xml version="1.0" encoding="utf-8"?>
+<ds:datastoreItem xmlns:ds="http://schemas.openxmlformats.org/officeDocument/2006/customXml" ds:itemID="{11111111-1234-1234-1234-123412341234}">
+  <ds:schemaRefs>
+    <ds:schemaRef ds:uri="http://schemas.openxmlformats.org/officeDocument/2006/relationships"/>
+    <ds:schemaRef ds:uri="http://customooxmlschemas.google.com/"/>
+  </ds:schemaRefs>
+</ds:datastoreItem>
 </file>